--- a/3-能力管理/运行记录类文件/SFKJ-ITSS-0305-2026年度运维服务能力管理计划.docx
+++ b/3-能力管理/运行记录类文件/SFKJ-ITSS-0305-2026年度运维服务能力管理计划.docx
@@ -3039,23 +3039,9 @@
         <w:p>
           <w:pPr>
             <w:pStyle w:val="17"/>
-            <w:keepNext w:val="0"/>
-            <w:keepLines w:val="0"/>
-            <w:pageBreakBefore w:val="0"/>
-            <w:widowControl w:val="0"/>
             <w:tabs>
               <w:tab w:val="right" w:leader="dot" w:pos="8306"/>
             </w:tabs>
-            <w:kinsoku w:val="0"/>
-            <w:wordWrap/>
-            <w:overflowPunct/>
-            <w:topLinePunct w:val="0"/>
-            <w:autoSpaceDE w:val="0"/>
-            <w:autoSpaceDN w:val="0"/>
-            <w:bidi w:val="0"/>
-            <w:adjustRightInd w:val="0"/>
-            <w:snapToGrid w:val="0"/>
-            <w:textAlignment w:val="baseline"/>
           </w:pPr>
           <w:r>
             <w:fldChar w:fldCharType="begin"/>
@@ -3070,7 +3056,7 @@
             <w:fldChar w:fldCharType="begin"/>
           </w:r>
           <w:r>
-            <w:instrText xml:space="preserve"> HYPERLINK \l _Toc6885 </w:instrText>
+            <w:instrText xml:space="preserve"> HYPERLINK \l _Toc20422 </w:instrText>
           </w:r>
           <w:r>
             <w:fldChar w:fldCharType="separate"/>
@@ -3089,13 +3075,13 @@
             <w:fldChar w:fldCharType="begin"/>
           </w:r>
           <w:r>
-            <w:instrText xml:space="preserve"> PAGEREF _Toc6885 \h </w:instrText>
+            <w:instrText xml:space="preserve"> PAGEREF _Toc20422 \h </w:instrText>
           </w:r>
           <w:r>
             <w:fldChar w:fldCharType="separate"/>
           </w:r>
           <w:r>
-            <w:t>6</w:t>
+            <w:t>5</w:t>
           </w:r>
           <w:r>
             <w:fldChar w:fldCharType="end"/>
@@ -3107,29 +3093,15 @@
         <w:p>
           <w:pPr>
             <w:pStyle w:val="19"/>
-            <w:keepNext w:val="0"/>
-            <w:keepLines w:val="0"/>
-            <w:pageBreakBefore w:val="0"/>
-            <w:widowControl w:val="0"/>
             <w:tabs>
               <w:tab w:val="right" w:leader="dot" w:pos="8306"/>
             </w:tabs>
-            <w:kinsoku w:val="0"/>
-            <w:wordWrap/>
-            <w:overflowPunct/>
-            <w:topLinePunct w:val="0"/>
-            <w:autoSpaceDE w:val="0"/>
-            <w:autoSpaceDN w:val="0"/>
-            <w:bidi w:val="0"/>
-            <w:adjustRightInd w:val="0"/>
-            <w:snapToGrid w:val="0"/>
-            <w:textAlignment w:val="baseline"/>
           </w:pPr>
           <w:r>
             <w:fldChar w:fldCharType="begin"/>
           </w:r>
           <w:r>
-            <w:instrText xml:space="preserve"> HYPERLINK \l _Toc928 </w:instrText>
+            <w:instrText xml:space="preserve"> HYPERLINK \l _Toc24691 </w:instrText>
           </w:r>
           <w:r>
             <w:fldChar w:fldCharType="separate"/>
@@ -3148,13 +3120,13 @@
             <w:fldChar w:fldCharType="begin"/>
           </w:r>
           <w:r>
-            <w:instrText xml:space="preserve"> PAGEREF _Toc928 \h </w:instrText>
+            <w:instrText xml:space="preserve"> PAGEREF _Toc24691 \h </w:instrText>
           </w:r>
           <w:r>
             <w:fldChar w:fldCharType="separate"/>
           </w:r>
           <w:r>
-            <w:t>6</w:t>
+            <w:t>5</w:t>
           </w:r>
           <w:r>
             <w:fldChar w:fldCharType="end"/>
@@ -3166,29 +3138,15 @@
         <w:p>
           <w:pPr>
             <w:pStyle w:val="19"/>
-            <w:keepNext w:val="0"/>
-            <w:keepLines w:val="0"/>
-            <w:pageBreakBefore w:val="0"/>
-            <w:widowControl w:val="0"/>
             <w:tabs>
               <w:tab w:val="right" w:leader="dot" w:pos="8306"/>
             </w:tabs>
-            <w:kinsoku w:val="0"/>
-            <w:wordWrap/>
-            <w:overflowPunct/>
-            <w:topLinePunct w:val="0"/>
-            <w:autoSpaceDE w:val="0"/>
-            <w:autoSpaceDN w:val="0"/>
-            <w:bidi w:val="0"/>
-            <w:adjustRightInd w:val="0"/>
-            <w:snapToGrid w:val="0"/>
-            <w:textAlignment w:val="baseline"/>
           </w:pPr>
           <w:r>
             <w:fldChar w:fldCharType="begin"/>
           </w:r>
           <w:r>
-            <w:instrText xml:space="preserve"> HYPERLINK \l _Toc24875 </w:instrText>
+            <w:instrText xml:space="preserve"> HYPERLINK \l _Toc26417 </w:instrText>
           </w:r>
           <w:r>
             <w:fldChar w:fldCharType="separate"/>
@@ -3207,13 +3165,13 @@
             <w:fldChar w:fldCharType="begin"/>
           </w:r>
           <w:r>
-            <w:instrText xml:space="preserve"> PAGEREF _Toc24875 \h </w:instrText>
+            <w:instrText xml:space="preserve"> PAGEREF _Toc26417 \h </w:instrText>
           </w:r>
           <w:r>
             <w:fldChar w:fldCharType="separate"/>
           </w:r>
           <w:r>
-            <w:t>6</w:t>
+            <w:t>5</w:t>
           </w:r>
           <w:r>
             <w:fldChar w:fldCharType="end"/>
@@ -3225,29 +3183,15 @@
         <w:p>
           <w:pPr>
             <w:pStyle w:val="17"/>
-            <w:keepNext w:val="0"/>
-            <w:keepLines w:val="0"/>
-            <w:pageBreakBefore w:val="0"/>
-            <w:widowControl w:val="0"/>
             <w:tabs>
               <w:tab w:val="right" w:leader="dot" w:pos="8306"/>
             </w:tabs>
-            <w:kinsoku w:val="0"/>
-            <w:wordWrap/>
-            <w:overflowPunct/>
-            <w:topLinePunct w:val="0"/>
-            <w:autoSpaceDE w:val="0"/>
-            <w:autoSpaceDN w:val="0"/>
-            <w:bidi w:val="0"/>
-            <w:adjustRightInd w:val="0"/>
-            <w:snapToGrid w:val="0"/>
-            <w:textAlignment w:val="baseline"/>
           </w:pPr>
           <w:r>
             <w:fldChar w:fldCharType="begin"/>
           </w:r>
           <w:r>
-            <w:instrText xml:space="preserve"> HYPERLINK \l _Toc962 </w:instrText>
+            <w:instrText xml:space="preserve"> HYPERLINK \l _Toc28569 </w:instrText>
           </w:r>
           <w:r>
             <w:fldChar w:fldCharType="separate"/>
@@ -3266,13 +3210,13 @@
             <w:fldChar w:fldCharType="begin"/>
           </w:r>
           <w:r>
-            <w:instrText xml:space="preserve"> PAGEREF _Toc962 \h </w:instrText>
+            <w:instrText xml:space="preserve"> PAGEREF _Toc28569 \h </w:instrText>
           </w:r>
           <w:r>
             <w:fldChar w:fldCharType="separate"/>
           </w:r>
           <w:r>
-            <w:t>6</w:t>
+            <w:t>5</w:t>
           </w:r>
           <w:r>
             <w:fldChar w:fldCharType="end"/>
@@ -3284,29 +3228,15 @@
         <w:p>
           <w:pPr>
             <w:pStyle w:val="19"/>
-            <w:keepNext w:val="0"/>
-            <w:keepLines w:val="0"/>
-            <w:pageBreakBefore w:val="0"/>
-            <w:widowControl w:val="0"/>
             <w:tabs>
               <w:tab w:val="right" w:leader="dot" w:pos="8306"/>
             </w:tabs>
-            <w:kinsoku w:val="0"/>
-            <w:wordWrap/>
-            <w:overflowPunct/>
-            <w:topLinePunct w:val="0"/>
-            <w:autoSpaceDE w:val="0"/>
-            <w:autoSpaceDN w:val="0"/>
-            <w:bidi w:val="0"/>
-            <w:adjustRightInd w:val="0"/>
-            <w:snapToGrid w:val="0"/>
-            <w:textAlignment w:val="baseline"/>
           </w:pPr>
           <w:r>
             <w:fldChar w:fldCharType="begin"/>
           </w:r>
           <w:r>
-            <w:instrText xml:space="preserve"> HYPERLINK \l _Toc8971 </w:instrText>
+            <w:instrText xml:space="preserve"> HYPERLINK \l _Toc27566 </w:instrText>
           </w:r>
           <w:r>
             <w:fldChar w:fldCharType="separate"/>
@@ -3325,13 +3255,13 @@
             <w:fldChar w:fldCharType="begin"/>
           </w:r>
           <w:r>
-            <w:instrText xml:space="preserve"> PAGEREF _Toc8971 \h </w:instrText>
+            <w:instrText xml:space="preserve"> PAGEREF _Toc27566 \h </w:instrText>
           </w:r>
           <w:r>
             <w:fldChar w:fldCharType="separate"/>
           </w:r>
           <w:r>
-            <w:t>6</w:t>
+            <w:t>5</w:t>
           </w:r>
           <w:r>
             <w:fldChar w:fldCharType="end"/>
@@ -3343,29 +3273,15 @@
         <w:p>
           <w:pPr>
             <w:pStyle w:val="19"/>
-            <w:keepNext w:val="0"/>
-            <w:keepLines w:val="0"/>
-            <w:pageBreakBefore w:val="0"/>
-            <w:widowControl w:val="0"/>
             <w:tabs>
               <w:tab w:val="right" w:leader="dot" w:pos="8306"/>
             </w:tabs>
-            <w:kinsoku w:val="0"/>
-            <w:wordWrap/>
-            <w:overflowPunct/>
-            <w:topLinePunct w:val="0"/>
-            <w:autoSpaceDE w:val="0"/>
-            <w:autoSpaceDN w:val="0"/>
-            <w:bidi w:val="0"/>
-            <w:adjustRightInd w:val="0"/>
-            <w:snapToGrid w:val="0"/>
-            <w:textAlignment w:val="baseline"/>
           </w:pPr>
           <w:r>
             <w:fldChar w:fldCharType="begin"/>
           </w:r>
           <w:r>
-            <w:instrText xml:space="preserve"> HYPERLINK \l _Toc17913 </w:instrText>
+            <w:instrText xml:space="preserve"> HYPERLINK \l _Toc13815 </w:instrText>
           </w:r>
           <w:r>
             <w:fldChar w:fldCharType="separate"/>
@@ -3375,7 +3291,14 @@
               <w:rFonts w:hint="default"/>
               <w:lang w:val="en-US" w:eastAsia="zh-CN"/>
             </w:rPr>
-            <w:t>2.2. 开展运维服务的待改进方面</w:t>
+            <w:t>2.2. 开展运维服务的</w:t>
+          </w:r>
+          <w:r>
+            <w:rPr>
+              <w:rFonts w:hint="eastAsia"/>
+              <w:lang w:val="en-US" w:eastAsia="zh-CN"/>
+            </w:rPr>
+            <w:t>重点工作</w:t>
           </w:r>
           <w:r>
             <w:tab/>
@@ -3384,13 +3307,13 @@
             <w:fldChar w:fldCharType="begin"/>
           </w:r>
           <w:r>
-            <w:instrText xml:space="preserve"> PAGEREF _Toc17913 \h </w:instrText>
+            <w:instrText xml:space="preserve"> PAGEREF _Toc13815 \h </w:instrText>
           </w:r>
           <w:r>
             <w:fldChar w:fldCharType="separate"/>
           </w:r>
           <w:r>
-            <w:t>7</w:t>
+            <w:t>6</w:t>
           </w:r>
           <w:r>
             <w:fldChar w:fldCharType="end"/>
@@ -3402,29 +3325,15 @@
         <w:p>
           <w:pPr>
             <w:pStyle w:val="14"/>
-            <w:keepNext w:val="0"/>
-            <w:keepLines w:val="0"/>
-            <w:pageBreakBefore w:val="0"/>
-            <w:widowControl w:val="0"/>
             <w:tabs>
               <w:tab w:val="right" w:leader="dot" w:pos="8306"/>
             </w:tabs>
-            <w:kinsoku w:val="0"/>
-            <w:wordWrap/>
-            <w:overflowPunct/>
-            <w:topLinePunct w:val="0"/>
-            <w:autoSpaceDE w:val="0"/>
-            <w:autoSpaceDN w:val="0"/>
-            <w:bidi w:val="0"/>
-            <w:adjustRightInd w:val="0"/>
-            <w:snapToGrid w:val="0"/>
-            <w:textAlignment w:val="baseline"/>
           </w:pPr>
           <w:r>
             <w:fldChar w:fldCharType="begin"/>
           </w:r>
           <w:r>
-            <w:instrText xml:space="preserve"> HYPERLINK \l _Toc22785 </w:instrText>
+            <w:instrText xml:space="preserve"> HYPERLINK \l _Toc24623 </w:instrText>
           </w:r>
           <w:r>
             <w:fldChar w:fldCharType="separate"/>
@@ -3443,13 +3352,13 @@
             <w:fldChar w:fldCharType="begin"/>
           </w:r>
           <w:r>
-            <w:instrText xml:space="preserve"> PAGEREF _Toc22785 \h </w:instrText>
+            <w:instrText xml:space="preserve"> PAGEREF _Toc24623 \h </w:instrText>
           </w:r>
           <w:r>
             <w:fldChar w:fldCharType="separate"/>
           </w:r>
           <w:r>
-            <w:t>7</w:t>
+            <w:t>6</w:t>
           </w:r>
           <w:r>
             <w:fldChar w:fldCharType="end"/>
@@ -3461,29 +3370,15 @@
         <w:p>
           <w:pPr>
             <w:pStyle w:val="14"/>
-            <w:keepNext w:val="0"/>
-            <w:keepLines w:val="0"/>
-            <w:pageBreakBefore w:val="0"/>
-            <w:widowControl w:val="0"/>
             <w:tabs>
               <w:tab w:val="right" w:leader="dot" w:pos="8306"/>
             </w:tabs>
-            <w:kinsoku w:val="0"/>
-            <w:wordWrap/>
-            <w:overflowPunct/>
-            <w:topLinePunct w:val="0"/>
-            <w:autoSpaceDE w:val="0"/>
-            <w:autoSpaceDN w:val="0"/>
-            <w:bidi w:val="0"/>
-            <w:adjustRightInd w:val="0"/>
-            <w:snapToGrid w:val="0"/>
-            <w:textAlignment w:val="baseline"/>
           </w:pPr>
           <w:r>
             <w:fldChar w:fldCharType="begin"/>
           </w:r>
           <w:r>
-            <w:instrText xml:space="preserve"> HYPERLINK \l _Toc29153 </w:instrText>
+            <w:instrText xml:space="preserve"> HYPERLINK \l _Toc14397 </w:instrText>
           </w:r>
           <w:r>
             <w:fldChar w:fldCharType="separate"/>
@@ -3502,13 +3397,13 @@
             <w:fldChar w:fldCharType="begin"/>
           </w:r>
           <w:r>
-            <w:instrText xml:space="preserve"> PAGEREF _Toc29153 \h </w:instrText>
+            <w:instrText xml:space="preserve"> PAGEREF _Toc14397 \h </w:instrText>
           </w:r>
           <w:r>
             <w:fldChar w:fldCharType="separate"/>
           </w:r>
           <w:r>
-            <w:t>7</w:t>
+            <w:t>6</w:t>
           </w:r>
           <w:r>
             <w:fldChar w:fldCharType="end"/>
@@ -3520,29 +3415,15 @@
         <w:p>
           <w:pPr>
             <w:pStyle w:val="14"/>
-            <w:keepNext w:val="0"/>
-            <w:keepLines w:val="0"/>
-            <w:pageBreakBefore w:val="0"/>
-            <w:widowControl w:val="0"/>
             <w:tabs>
               <w:tab w:val="right" w:leader="dot" w:pos="8306"/>
             </w:tabs>
-            <w:kinsoku w:val="0"/>
-            <w:wordWrap/>
-            <w:overflowPunct/>
-            <w:topLinePunct w:val="0"/>
-            <w:autoSpaceDE w:val="0"/>
-            <w:autoSpaceDN w:val="0"/>
-            <w:bidi w:val="0"/>
-            <w:adjustRightInd w:val="0"/>
-            <w:snapToGrid w:val="0"/>
-            <w:textAlignment w:val="baseline"/>
           </w:pPr>
           <w:r>
             <w:fldChar w:fldCharType="begin"/>
           </w:r>
           <w:r>
-            <w:instrText xml:space="preserve"> HYPERLINK \l _Toc8455 </w:instrText>
+            <w:instrText xml:space="preserve"> HYPERLINK \l _Toc5669 </w:instrText>
           </w:r>
           <w:r>
             <w:fldChar w:fldCharType="separate"/>
@@ -3561,13 +3442,13 @@
             <w:fldChar w:fldCharType="begin"/>
           </w:r>
           <w:r>
-            <w:instrText xml:space="preserve"> PAGEREF _Toc8455 \h </w:instrText>
+            <w:instrText xml:space="preserve"> PAGEREF _Toc5669 \h </w:instrText>
           </w:r>
           <w:r>
             <w:fldChar w:fldCharType="separate"/>
           </w:r>
           <w:r>
-            <w:t>7</w:t>
+            <w:t>6</w:t>
           </w:r>
           <w:r>
             <w:fldChar w:fldCharType="end"/>
@@ -3579,29 +3460,15 @@
         <w:p>
           <w:pPr>
             <w:pStyle w:val="14"/>
-            <w:keepNext w:val="0"/>
-            <w:keepLines w:val="0"/>
-            <w:pageBreakBefore w:val="0"/>
-            <w:widowControl w:val="0"/>
             <w:tabs>
               <w:tab w:val="right" w:leader="dot" w:pos="8306"/>
             </w:tabs>
-            <w:kinsoku w:val="0"/>
-            <w:wordWrap/>
-            <w:overflowPunct/>
-            <w:topLinePunct w:val="0"/>
-            <w:autoSpaceDE w:val="0"/>
-            <w:autoSpaceDN w:val="0"/>
-            <w:bidi w:val="0"/>
-            <w:adjustRightInd w:val="0"/>
-            <w:snapToGrid w:val="0"/>
-            <w:textAlignment w:val="baseline"/>
           </w:pPr>
           <w:r>
             <w:fldChar w:fldCharType="begin"/>
           </w:r>
           <w:r>
-            <w:instrText xml:space="preserve"> HYPERLINK \l _Toc5935 </w:instrText>
+            <w:instrText xml:space="preserve"> HYPERLINK \l _Toc19367 </w:instrText>
           </w:r>
           <w:r>
             <w:fldChar w:fldCharType="separate"/>
@@ -3620,13 +3487,13 @@
             <w:fldChar w:fldCharType="begin"/>
           </w:r>
           <w:r>
-            <w:instrText xml:space="preserve"> PAGEREF _Toc5935 \h </w:instrText>
+            <w:instrText xml:space="preserve"> PAGEREF _Toc19367 \h </w:instrText>
           </w:r>
           <w:r>
             <w:fldChar w:fldCharType="separate"/>
           </w:r>
           <w:r>
-            <w:t>7</w:t>
+            <w:t>6</w:t>
           </w:r>
           <w:r>
             <w:fldChar w:fldCharType="end"/>
@@ -3638,29 +3505,15 @@
         <w:p>
           <w:pPr>
             <w:pStyle w:val="17"/>
-            <w:keepNext w:val="0"/>
-            <w:keepLines w:val="0"/>
-            <w:pageBreakBefore w:val="0"/>
-            <w:widowControl w:val="0"/>
             <w:tabs>
               <w:tab w:val="right" w:leader="dot" w:pos="8306"/>
             </w:tabs>
-            <w:kinsoku w:val="0"/>
-            <w:wordWrap/>
-            <w:overflowPunct/>
-            <w:topLinePunct w:val="0"/>
-            <w:autoSpaceDE w:val="0"/>
-            <w:autoSpaceDN w:val="0"/>
-            <w:bidi w:val="0"/>
-            <w:adjustRightInd w:val="0"/>
-            <w:snapToGrid w:val="0"/>
-            <w:textAlignment w:val="baseline"/>
           </w:pPr>
           <w:r>
             <w:fldChar w:fldCharType="begin"/>
           </w:r>
           <w:r>
-            <w:instrText xml:space="preserve"> HYPERLINK \l _Toc5916 </w:instrText>
+            <w:instrText xml:space="preserve"> HYPERLINK \l _Toc31007 </w:instrText>
           </w:r>
           <w:r>
             <w:fldChar w:fldCharType="separate"/>
@@ -3679,13 +3532,13 @@
             <w:fldChar w:fldCharType="begin"/>
           </w:r>
           <w:r>
-            <w:instrText xml:space="preserve"> PAGEREF _Toc5916 \h </w:instrText>
+            <w:instrText xml:space="preserve"> PAGEREF _Toc31007 \h </w:instrText>
           </w:r>
           <w:r>
             <w:fldChar w:fldCharType="separate"/>
           </w:r>
           <w:r>
-            <w:t>7</w:t>
+            <w:t>6</w:t>
           </w:r>
           <w:r>
             <w:fldChar w:fldCharType="end"/>
@@ -3697,29 +3550,15 @@
         <w:p>
           <w:pPr>
             <w:pStyle w:val="19"/>
-            <w:keepNext w:val="0"/>
-            <w:keepLines w:val="0"/>
-            <w:pageBreakBefore w:val="0"/>
-            <w:widowControl w:val="0"/>
             <w:tabs>
               <w:tab w:val="right" w:leader="dot" w:pos="8306"/>
             </w:tabs>
-            <w:kinsoku w:val="0"/>
-            <w:wordWrap/>
-            <w:overflowPunct/>
-            <w:topLinePunct w:val="0"/>
-            <w:autoSpaceDE w:val="0"/>
-            <w:autoSpaceDN w:val="0"/>
-            <w:bidi w:val="0"/>
-            <w:adjustRightInd w:val="0"/>
-            <w:snapToGrid w:val="0"/>
-            <w:textAlignment w:val="baseline"/>
           </w:pPr>
           <w:r>
             <w:fldChar w:fldCharType="begin"/>
           </w:r>
           <w:r>
-            <w:instrText xml:space="preserve"> HYPERLINK \l _Toc26777 </w:instrText>
+            <w:instrText xml:space="preserve"> HYPERLINK \l _Toc5035 </w:instrText>
           </w:r>
           <w:r>
             <w:fldChar w:fldCharType="separate"/>
@@ -3738,13 +3577,13 @@
             <w:fldChar w:fldCharType="begin"/>
           </w:r>
           <w:r>
-            <w:instrText xml:space="preserve"> PAGEREF _Toc26777 \h </w:instrText>
+            <w:instrText xml:space="preserve"> PAGEREF _Toc5035 \h </w:instrText>
           </w:r>
           <w:r>
             <w:fldChar w:fldCharType="separate"/>
           </w:r>
           <w:r>
-            <w:t>8</w:t>
+            <w:t>6</w:t>
           </w:r>
           <w:r>
             <w:fldChar w:fldCharType="end"/>
@@ -3756,29 +3595,15 @@
         <w:p>
           <w:pPr>
             <w:pStyle w:val="14"/>
-            <w:keepNext w:val="0"/>
-            <w:keepLines w:val="0"/>
-            <w:pageBreakBefore w:val="0"/>
-            <w:widowControl w:val="0"/>
             <w:tabs>
               <w:tab w:val="right" w:leader="dot" w:pos="8306"/>
             </w:tabs>
-            <w:kinsoku w:val="0"/>
-            <w:wordWrap/>
-            <w:overflowPunct/>
-            <w:topLinePunct w:val="0"/>
-            <w:autoSpaceDE w:val="0"/>
-            <w:autoSpaceDN w:val="0"/>
-            <w:bidi w:val="0"/>
-            <w:adjustRightInd w:val="0"/>
-            <w:snapToGrid w:val="0"/>
-            <w:textAlignment w:val="baseline"/>
           </w:pPr>
           <w:r>
             <w:fldChar w:fldCharType="begin"/>
           </w:r>
           <w:r>
-            <w:instrText xml:space="preserve"> HYPERLINK \l _Toc22274 </w:instrText>
+            <w:instrText xml:space="preserve"> HYPERLINK \l _Toc29786 </w:instrText>
           </w:r>
           <w:r>
             <w:fldChar w:fldCharType="separate"/>
@@ -3804,13 +3629,13 @@
             <w:fldChar w:fldCharType="begin"/>
           </w:r>
           <w:r>
-            <w:instrText xml:space="preserve"> PAGEREF _Toc22274 \h </w:instrText>
+            <w:instrText xml:space="preserve"> PAGEREF _Toc29786 \h </w:instrText>
           </w:r>
           <w:r>
             <w:fldChar w:fldCharType="separate"/>
           </w:r>
           <w:r>
-            <w:t>8</w:t>
+            <w:t>7</w:t>
           </w:r>
           <w:r>
             <w:fldChar w:fldCharType="end"/>
@@ -3822,29 +3647,15 @@
         <w:p>
           <w:pPr>
             <w:pStyle w:val="14"/>
-            <w:keepNext w:val="0"/>
-            <w:keepLines w:val="0"/>
-            <w:pageBreakBefore w:val="0"/>
-            <w:widowControl w:val="0"/>
             <w:tabs>
               <w:tab w:val="right" w:leader="dot" w:pos="8306"/>
             </w:tabs>
-            <w:kinsoku w:val="0"/>
-            <w:wordWrap/>
-            <w:overflowPunct/>
-            <w:topLinePunct w:val="0"/>
-            <w:autoSpaceDE w:val="0"/>
-            <w:autoSpaceDN w:val="0"/>
-            <w:bidi w:val="0"/>
-            <w:adjustRightInd w:val="0"/>
-            <w:snapToGrid w:val="0"/>
-            <w:textAlignment w:val="baseline"/>
           </w:pPr>
           <w:r>
             <w:fldChar w:fldCharType="begin"/>
           </w:r>
           <w:r>
-            <w:instrText xml:space="preserve"> HYPERLINK \l _Toc7963 </w:instrText>
+            <w:instrText xml:space="preserve"> HYPERLINK \l _Toc13766 </w:instrText>
           </w:r>
           <w:r>
             <w:fldChar w:fldCharType="separate"/>
@@ -3870,13 +3681,13 @@
             <w:fldChar w:fldCharType="begin"/>
           </w:r>
           <w:r>
-            <w:instrText xml:space="preserve"> PAGEREF _Toc7963 \h </w:instrText>
+            <w:instrText xml:space="preserve"> PAGEREF _Toc13766 \h </w:instrText>
           </w:r>
           <w:r>
             <w:fldChar w:fldCharType="separate"/>
           </w:r>
           <w:r>
-            <w:t>8</w:t>
+            <w:t>7</w:t>
           </w:r>
           <w:r>
             <w:fldChar w:fldCharType="end"/>
@@ -3888,29 +3699,15 @@
         <w:p>
           <w:pPr>
             <w:pStyle w:val="14"/>
-            <w:keepNext w:val="0"/>
-            <w:keepLines w:val="0"/>
-            <w:pageBreakBefore w:val="0"/>
-            <w:widowControl w:val="0"/>
             <w:tabs>
               <w:tab w:val="right" w:leader="dot" w:pos="8306"/>
             </w:tabs>
-            <w:kinsoku w:val="0"/>
-            <w:wordWrap/>
-            <w:overflowPunct/>
-            <w:topLinePunct w:val="0"/>
-            <w:autoSpaceDE w:val="0"/>
-            <w:autoSpaceDN w:val="0"/>
-            <w:bidi w:val="0"/>
-            <w:adjustRightInd w:val="0"/>
-            <w:snapToGrid w:val="0"/>
-            <w:textAlignment w:val="baseline"/>
           </w:pPr>
           <w:r>
             <w:fldChar w:fldCharType="begin"/>
           </w:r>
           <w:r>
-            <w:instrText xml:space="preserve"> HYPERLINK \l _Toc6400 </w:instrText>
+            <w:instrText xml:space="preserve"> HYPERLINK \l _Toc10694 </w:instrText>
           </w:r>
           <w:r>
             <w:fldChar w:fldCharType="separate"/>
@@ -3936,13 +3733,13 @@
             <w:fldChar w:fldCharType="begin"/>
           </w:r>
           <w:r>
-            <w:instrText xml:space="preserve"> PAGEREF _Toc6400 \h </w:instrText>
+            <w:instrText xml:space="preserve"> PAGEREF _Toc10694 \h </w:instrText>
           </w:r>
           <w:r>
             <w:fldChar w:fldCharType="separate"/>
           </w:r>
           <w:r>
-            <w:t>9</w:t>
+            <w:t>8</w:t>
           </w:r>
           <w:r>
             <w:fldChar w:fldCharType="end"/>
@@ -3954,29 +3751,15 @@
         <w:p>
           <w:pPr>
             <w:pStyle w:val="14"/>
-            <w:keepNext w:val="0"/>
-            <w:keepLines w:val="0"/>
-            <w:pageBreakBefore w:val="0"/>
-            <w:widowControl w:val="0"/>
             <w:tabs>
               <w:tab w:val="right" w:leader="dot" w:pos="8306"/>
             </w:tabs>
-            <w:kinsoku w:val="0"/>
-            <w:wordWrap/>
-            <w:overflowPunct/>
-            <w:topLinePunct w:val="0"/>
-            <w:autoSpaceDE w:val="0"/>
-            <w:autoSpaceDN w:val="0"/>
-            <w:bidi w:val="0"/>
-            <w:adjustRightInd w:val="0"/>
-            <w:snapToGrid w:val="0"/>
-            <w:textAlignment w:val="baseline"/>
           </w:pPr>
           <w:r>
             <w:fldChar w:fldCharType="begin"/>
           </w:r>
           <w:r>
-            <w:instrText xml:space="preserve"> HYPERLINK \l _Toc20530 </w:instrText>
+            <w:instrText xml:space="preserve"> HYPERLINK \l _Toc15591 </w:instrText>
           </w:r>
           <w:r>
             <w:fldChar w:fldCharType="separate"/>
@@ -4002,13 +3785,13 @@
             <w:fldChar w:fldCharType="begin"/>
           </w:r>
           <w:r>
-            <w:instrText xml:space="preserve"> PAGEREF _Toc20530 \h </w:instrText>
+            <w:instrText xml:space="preserve"> PAGEREF _Toc15591 \h </w:instrText>
           </w:r>
           <w:r>
             <w:fldChar w:fldCharType="separate"/>
           </w:r>
           <w:r>
-            <w:t>12</w:t>
+            <w:t>11</w:t>
           </w:r>
           <w:r>
             <w:fldChar w:fldCharType="end"/>
@@ -4020,29 +3803,15 @@
         <w:p>
           <w:pPr>
             <w:pStyle w:val="14"/>
-            <w:keepNext w:val="0"/>
-            <w:keepLines w:val="0"/>
-            <w:pageBreakBefore w:val="0"/>
-            <w:widowControl w:val="0"/>
             <w:tabs>
               <w:tab w:val="right" w:leader="dot" w:pos="8306"/>
             </w:tabs>
-            <w:kinsoku w:val="0"/>
-            <w:wordWrap/>
-            <w:overflowPunct/>
-            <w:topLinePunct w:val="0"/>
-            <w:autoSpaceDE w:val="0"/>
-            <w:autoSpaceDN w:val="0"/>
-            <w:bidi w:val="0"/>
-            <w:adjustRightInd w:val="0"/>
-            <w:snapToGrid w:val="0"/>
-            <w:textAlignment w:val="baseline"/>
           </w:pPr>
           <w:r>
             <w:fldChar w:fldCharType="begin"/>
           </w:r>
           <w:r>
-            <w:instrText xml:space="preserve"> HYPERLINK \l _Toc10668 </w:instrText>
+            <w:instrText xml:space="preserve"> HYPERLINK \l _Toc11860 </w:instrText>
           </w:r>
           <w:r>
             <w:fldChar w:fldCharType="separate"/>
@@ -4068,13 +3837,13 @@
             <w:fldChar w:fldCharType="begin"/>
           </w:r>
           <w:r>
-            <w:instrText xml:space="preserve"> PAGEREF _Toc10668 \h </w:instrText>
+            <w:instrText xml:space="preserve"> PAGEREF _Toc11860 \h </w:instrText>
           </w:r>
           <w:r>
             <w:fldChar w:fldCharType="separate"/>
           </w:r>
           <w:r>
-            <w:t>13</w:t>
+            <w:t>12</w:t>
           </w:r>
           <w:r>
             <w:fldChar w:fldCharType="end"/>
@@ -4086,29 +3855,15 @@
         <w:p>
           <w:pPr>
             <w:pStyle w:val="14"/>
-            <w:keepNext w:val="0"/>
-            <w:keepLines w:val="0"/>
-            <w:pageBreakBefore w:val="0"/>
-            <w:widowControl w:val="0"/>
             <w:tabs>
               <w:tab w:val="right" w:leader="dot" w:pos="8306"/>
             </w:tabs>
-            <w:kinsoku w:val="0"/>
-            <w:wordWrap/>
-            <w:overflowPunct/>
-            <w:topLinePunct w:val="0"/>
-            <w:autoSpaceDE w:val="0"/>
-            <w:autoSpaceDN w:val="0"/>
-            <w:bidi w:val="0"/>
-            <w:adjustRightInd w:val="0"/>
-            <w:snapToGrid w:val="0"/>
-            <w:textAlignment w:val="baseline"/>
           </w:pPr>
           <w:r>
             <w:fldChar w:fldCharType="begin"/>
           </w:r>
           <w:r>
-            <w:instrText xml:space="preserve"> HYPERLINK \l _Toc5882 </w:instrText>
+            <w:instrText xml:space="preserve"> HYPERLINK \l _Toc12560 </w:instrText>
           </w:r>
           <w:r>
             <w:fldChar w:fldCharType="separate"/>
@@ -4125,7 +3880,7 @@
               <w:rFonts w:hint="eastAsia"/>
               <w:lang w:val="en-US" w:eastAsia="zh-CN"/>
             </w:rPr>
-            <w:t>人员技能评定计划</w:t>
+            <w:t>人员能力评定计划</w:t>
           </w:r>
           <w:r>
             <w:tab/>
@@ -4134,13 +3889,13 @@
             <w:fldChar w:fldCharType="begin"/>
           </w:r>
           <w:r>
-            <w:instrText xml:space="preserve"> PAGEREF _Toc5882 \h </w:instrText>
+            <w:instrText xml:space="preserve"> PAGEREF _Toc12560 \h </w:instrText>
           </w:r>
           <w:r>
             <w:fldChar w:fldCharType="separate"/>
           </w:r>
           <w:r>
-            <w:t>13</w:t>
+            <w:t>12</w:t>
           </w:r>
           <w:r>
             <w:fldChar w:fldCharType="end"/>
@@ -4152,29 +3907,15 @@
         <w:p>
           <w:pPr>
             <w:pStyle w:val="19"/>
-            <w:keepNext w:val="0"/>
-            <w:keepLines w:val="0"/>
-            <w:pageBreakBefore w:val="0"/>
-            <w:widowControl w:val="0"/>
             <w:tabs>
               <w:tab w:val="right" w:leader="dot" w:pos="8306"/>
             </w:tabs>
-            <w:kinsoku w:val="0"/>
-            <w:wordWrap/>
-            <w:overflowPunct/>
-            <w:topLinePunct w:val="0"/>
-            <w:autoSpaceDE w:val="0"/>
-            <w:autoSpaceDN w:val="0"/>
-            <w:bidi w:val="0"/>
-            <w:adjustRightInd w:val="0"/>
-            <w:snapToGrid w:val="0"/>
-            <w:textAlignment w:val="baseline"/>
           </w:pPr>
           <w:r>
             <w:fldChar w:fldCharType="begin"/>
           </w:r>
           <w:r>
-            <w:instrText xml:space="preserve"> HYPERLINK \l _Toc15625 </w:instrText>
+            <w:instrText xml:space="preserve"> HYPERLINK \l _Toc23938 </w:instrText>
           </w:r>
           <w:r>
             <w:fldChar w:fldCharType="separate"/>
@@ -4200,13 +3941,13 @@
             <w:fldChar w:fldCharType="begin"/>
           </w:r>
           <w:r>
-            <w:instrText xml:space="preserve"> PAGEREF _Toc15625 \h </w:instrText>
+            <w:instrText xml:space="preserve"> PAGEREF _Toc23938 \h </w:instrText>
           </w:r>
           <w:r>
             <w:fldChar w:fldCharType="separate"/>
           </w:r>
           <w:r>
-            <w:t>15</w:t>
+            <w:t>14</w:t>
           </w:r>
           <w:r>
             <w:fldChar w:fldCharType="end"/>
@@ -4218,29 +3959,15 @@
         <w:p>
           <w:pPr>
             <w:pStyle w:val="14"/>
-            <w:keepNext w:val="0"/>
-            <w:keepLines w:val="0"/>
-            <w:pageBreakBefore w:val="0"/>
-            <w:widowControl w:val="0"/>
             <w:tabs>
               <w:tab w:val="right" w:leader="dot" w:pos="8306"/>
             </w:tabs>
-            <w:kinsoku w:val="0"/>
-            <w:wordWrap/>
-            <w:overflowPunct/>
-            <w:topLinePunct w:val="0"/>
-            <w:autoSpaceDE w:val="0"/>
-            <w:autoSpaceDN w:val="0"/>
-            <w:bidi w:val="0"/>
-            <w:adjustRightInd w:val="0"/>
-            <w:snapToGrid w:val="0"/>
-            <w:textAlignment w:val="baseline"/>
           </w:pPr>
           <w:r>
             <w:fldChar w:fldCharType="begin"/>
           </w:r>
           <w:r>
-            <w:instrText xml:space="preserve"> HYPERLINK \l _Toc12131 </w:instrText>
+            <w:instrText xml:space="preserve"> HYPERLINK \l _Toc19749 </w:instrText>
           </w:r>
           <w:r>
             <w:fldChar w:fldCharType="separate"/>
@@ -4259,13 +3986,13 @@
             <w:fldChar w:fldCharType="begin"/>
           </w:r>
           <w:r>
-            <w:instrText xml:space="preserve"> PAGEREF _Toc12131 \h </w:instrText>
+            <w:instrText xml:space="preserve"> PAGEREF _Toc19749 \h </w:instrText>
           </w:r>
           <w:r>
             <w:fldChar w:fldCharType="separate"/>
           </w:r>
           <w:r>
-            <w:t>15</w:t>
+            <w:t>14</w:t>
           </w:r>
           <w:r>
             <w:fldChar w:fldCharType="end"/>
@@ -4277,29 +4004,15 @@
         <w:p>
           <w:pPr>
             <w:pStyle w:val="14"/>
-            <w:keepNext w:val="0"/>
-            <w:keepLines w:val="0"/>
-            <w:pageBreakBefore w:val="0"/>
-            <w:widowControl w:val="0"/>
             <w:tabs>
               <w:tab w:val="right" w:leader="dot" w:pos="8306"/>
             </w:tabs>
-            <w:kinsoku w:val="0"/>
-            <w:wordWrap/>
-            <w:overflowPunct/>
-            <w:topLinePunct w:val="0"/>
-            <w:autoSpaceDE w:val="0"/>
-            <w:autoSpaceDN w:val="0"/>
-            <w:bidi w:val="0"/>
-            <w:adjustRightInd w:val="0"/>
-            <w:snapToGrid w:val="0"/>
-            <w:textAlignment w:val="baseline"/>
           </w:pPr>
           <w:r>
             <w:fldChar w:fldCharType="begin"/>
           </w:r>
           <w:r>
-            <w:instrText xml:space="preserve"> HYPERLINK \l _Toc24438 </w:instrText>
+            <w:instrText xml:space="preserve"> HYPERLINK \l _Toc9862 </w:instrText>
           </w:r>
           <w:r>
             <w:fldChar w:fldCharType="separate"/>
@@ -4318,13 +4031,13 @@
             <w:fldChar w:fldCharType="begin"/>
           </w:r>
           <w:r>
-            <w:instrText xml:space="preserve"> PAGEREF _Toc24438 \h </w:instrText>
+            <w:instrText xml:space="preserve"> PAGEREF _Toc9862 \h </w:instrText>
           </w:r>
           <w:r>
             <w:fldChar w:fldCharType="separate"/>
           </w:r>
           <w:r>
-            <w:t>15</w:t>
+            <w:t>14</w:t>
           </w:r>
           <w:r>
             <w:fldChar w:fldCharType="end"/>
@@ -4336,29 +4049,15 @@
         <w:p>
           <w:pPr>
             <w:pStyle w:val="14"/>
-            <w:keepNext w:val="0"/>
-            <w:keepLines w:val="0"/>
-            <w:pageBreakBefore w:val="0"/>
-            <w:widowControl w:val="0"/>
             <w:tabs>
               <w:tab w:val="right" w:leader="dot" w:pos="8306"/>
             </w:tabs>
-            <w:kinsoku w:val="0"/>
-            <w:wordWrap/>
-            <w:overflowPunct/>
-            <w:topLinePunct w:val="0"/>
-            <w:autoSpaceDE w:val="0"/>
-            <w:autoSpaceDN w:val="0"/>
-            <w:bidi w:val="0"/>
-            <w:adjustRightInd w:val="0"/>
-            <w:snapToGrid w:val="0"/>
-            <w:textAlignment w:val="baseline"/>
           </w:pPr>
           <w:r>
             <w:fldChar w:fldCharType="begin"/>
           </w:r>
           <w:r>
-            <w:instrText xml:space="preserve"> HYPERLINK \l _Toc23500 </w:instrText>
+            <w:instrText xml:space="preserve"> HYPERLINK \l _Toc19451 </w:instrText>
           </w:r>
           <w:r>
             <w:fldChar w:fldCharType="separate"/>
@@ -4377,13 +4076,13 @@
             <w:fldChar w:fldCharType="begin"/>
           </w:r>
           <w:r>
-            <w:instrText xml:space="preserve"> PAGEREF _Toc23500 \h </w:instrText>
+            <w:instrText xml:space="preserve"> PAGEREF _Toc19451 \h </w:instrText>
           </w:r>
           <w:r>
             <w:fldChar w:fldCharType="separate"/>
           </w:r>
           <w:r>
-            <w:t>16</w:t>
+            <w:t>15</w:t>
           </w:r>
           <w:r>
             <w:fldChar w:fldCharType="end"/>
@@ -4395,29 +4094,15 @@
         <w:p>
           <w:pPr>
             <w:pStyle w:val="14"/>
-            <w:keepNext w:val="0"/>
-            <w:keepLines w:val="0"/>
-            <w:pageBreakBefore w:val="0"/>
-            <w:widowControl w:val="0"/>
             <w:tabs>
               <w:tab w:val="right" w:leader="dot" w:pos="8306"/>
             </w:tabs>
-            <w:kinsoku w:val="0"/>
-            <w:wordWrap/>
-            <w:overflowPunct/>
-            <w:topLinePunct w:val="0"/>
-            <w:autoSpaceDE w:val="0"/>
-            <w:autoSpaceDN w:val="0"/>
-            <w:bidi w:val="0"/>
-            <w:adjustRightInd w:val="0"/>
-            <w:snapToGrid w:val="0"/>
-            <w:textAlignment w:val="baseline"/>
           </w:pPr>
           <w:r>
             <w:fldChar w:fldCharType="begin"/>
           </w:r>
           <w:r>
-            <w:instrText xml:space="preserve"> HYPERLINK \l _Toc6983 </w:instrText>
+            <w:instrText xml:space="preserve"> HYPERLINK \l _Toc1920 </w:instrText>
           </w:r>
           <w:r>
             <w:fldChar w:fldCharType="separate"/>
@@ -4436,13 +4121,13 @@
             <w:fldChar w:fldCharType="begin"/>
           </w:r>
           <w:r>
-            <w:instrText xml:space="preserve"> PAGEREF _Toc6983 \h </w:instrText>
+            <w:instrText xml:space="preserve"> PAGEREF _Toc1920 \h </w:instrText>
           </w:r>
           <w:r>
             <w:fldChar w:fldCharType="separate"/>
           </w:r>
           <w:r>
-            <w:t>17</w:t>
+            <w:t>16</w:t>
           </w:r>
           <w:r>
             <w:fldChar w:fldCharType="end"/>
@@ -4454,29 +4139,15 @@
         <w:p>
           <w:pPr>
             <w:pStyle w:val="14"/>
-            <w:keepNext w:val="0"/>
-            <w:keepLines w:val="0"/>
-            <w:pageBreakBefore w:val="0"/>
-            <w:widowControl w:val="0"/>
             <w:tabs>
               <w:tab w:val="right" w:leader="dot" w:pos="8306"/>
             </w:tabs>
-            <w:kinsoku w:val="0"/>
-            <w:wordWrap/>
-            <w:overflowPunct/>
-            <w:topLinePunct w:val="0"/>
-            <w:autoSpaceDE w:val="0"/>
-            <w:autoSpaceDN w:val="0"/>
-            <w:bidi w:val="0"/>
-            <w:adjustRightInd w:val="0"/>
-            <w:snapToGrid w:val="0"/>
-            <w:textAlignment w:val="baseline"/>
           </w:pPr>
           <w:r>
             <w:fldChar w:fldCharType="begin"/>
           </w:r>
           <w:r>
-            <w:instrText xml:space="preserve"> HYPERLINK \l _Toc28879 </w:instrText>
+            <w:instrText xml:space="preserve"> HYPERLINK \l _Toc20270 </w:instrText>
           </w:r>
           <w:r>
             <w:fldChar w:fldCharType="separate"/>
@@ -4495,13 +4166,13 @@
             <w:fldChar w:fldCharType="begin"/>
           </w:r>
           <w:r>
-            <w:instrText xml:space="preserve"> PAGEREF _Toc28879 \h </w:instrText>
+            <w:instrText xml:space="preserve"> PAGEREF _Toc20270 \h </w:instrText>
           </w:r>
           <w:r>
             <w:fldChar w:fldCharType="separate"/>
           </w:r>
           <w:r>
-            <w:t>18</w:t>
+            <w:t>17</w:t>
           </w:r>
           <w:r>
             <w:fldChar w:fldCharType="end"/>
@@ -4513,29 +4184,15 @@
         <w:p>
           <w:pPr>
             <w:pStyle w:val="14"/>
-            <w:keepNext w:val="0"/>
-            <w:keepLines w:val="0"/>
-            <w:pageBreakBefore w:val="0"/>
-            <w:widowControl w:val="0"/>
             <w:tabs>
               <w:tab w:val="right" w:leader="dot" w:pos="8306"/>
             </w:tabs>
-            <w:kinsoku w:val="0"/>
-            <w:wordWrap/>
-            <w:overflowPunct/>
-            <w:topLinePunct w:val="0"/>
-            <w:autoSpaceDE w:val="0"/>
-            <w:autoSpaceDN w:val="0"/>
-            <w:bidi w:val="0"/>
-            <w:adjustRightInd w:val="0"/>
-            <w:snapToGrid w:val="0"/>
-            <w:textAlignment w:val="baseline"/>
           </w:pPr>
           <w:r>
             <w:fldChar w:fldCharType="begin"/>
           </w:r>
           <w:r>
-            <w:instrText xml:space="preserve"> HYPERLINK \l _Toc24577 </w:instrText>
+            <w:instrText xml:space="preserve"> HYPERLINK \l _Toc20387 </w:instrText>
           </w:r>
           <w:r>
             <w:fldChar w:fldCharType="separate"/>
@@ -4554,13 +4211,13 @@
             <w:fldChar w:fldCharType="begin"/>
           </w:r>
           <w:r>
-            <w:instrText xml:space="preserve"> PAGEREF _Toc24577 \h </w:instrText>
+            <w:instrText xml:space="preserve"> PAGEREF _Toc20387 \h </w:instrText>
           </w:r>
           <w:r>
             <w:fldChar w:fldCharType="separate"/>
           </w:r>
           <w:r>
-            <w:t>18</w:t>
+            <w:t>17</w:t>
           </w:r>
           <w:r>
             <w:fldChar w:fldCharType="end"/>
@@ -4572,29 +4229,15 @@
         <w:p>
           <w:pPr>
             <w:pStyle w:val="19"/>
-            <w:keepNext w:val="0"/>
-            <w:keepLines w:val="0"/>
-            <w:pageBreakBefore w:val="0"/>
-            <w:widowControl w:val="0"/>
             <w:tabs>
               <w:tab w:val="right" w:leader="dot" w:pos="8306"/>
             </w:tabs>
-            <w:kinsoku w:val="0"/>
-            <w:wordWrap/>
-            <w:overflowPunct/>
-            <w:topLinePunct w:val="0"/>
-            <w:autoSpaceDE w:val="0"/>
-            <w:autoSpaceDN w:val="0"/>
-            <w:bidi w:val="0"/>
-            <w:adjustRightInd w:val="0"/>
-            <w:snapToGrid w:val="0"/>
-            <w:textAlignment w:val="baseline"/>
           </w:pPr>
           <w:r>
             <w:fldChar w:fldCharType="begin"/>
           </w:r>
           <w:r>
-            <w:instrText xml:space="preserve"> HYPERLINK \l _Toc32763 </w:instrText>
+            <w:instrText xml:space="preserve"> HYPERLINK \l _Toc13629 </w:instrText>
           </w:r>
           <w:r>
             <w:fldChar w:fldCharType="separate"/>
@@ -4620,13 +4263,13 @@
             <w:fldChar w:fldCharType="begin"/>
           </w:r>
           <w:r>
-            <w:instrText xml:space="preserve"> PAGEREF _Toc32763 \h </w:instrText>
+            <w:instrText xml:space="preserve"> PAGEREF _Toc13629 \h </w:instrText>
           </w:r>
           <w:r>
             <w:fldChar w:fldCharType="separate"/>
           </w:r>
           <w:r>
-            <w:t>19</w:t>
+            <w:t>18</w:t>
           </w:r>
           <w:r>
             <w:fldChar w:fldCharType="end"/>
@@ -4638,29 +4281,15 @@
         <w:p>
           <w:pPr>
             <w:pStyle w:val="14"/>
-            <w:keepNext w:val="0"/>
-            <w:keepLines w:val="0"/>
-            <w:pageBreakBefore w:val="0"/>
-            <w:widowControl w:val="0"/>
             <w:tabs>
               <w:tab w:val="right" w:leader="dot" w:pos="8306"/>
             </w:tabs>
-            <w:kinsoku w:val="0"/>
-            <w:wordWrap/>
-            <w:overflowPunct/>
-            <w:topLinePunct w:val="0"/>
-            <w:autoSpaceDE w:val="0"/>
-            <w:autoSpaceDN w:val="0"/>
-            <w:bidi w:val="0"/>
-            <w:adjustRightInd w:val="0"/>
-            <w:snapToGrid w:val="0"/>
-            <w:textAlignment w:val="baseline"/>
           </w:pPr>
           <w:r>
             <w:fldChar w:fldCharType="begin"/>
           </w:r>
           <w:r>
-            <w:instrText xml:space="preserve"> HYPERLINK \l _Toc24716 </w:instrText>
+            <w:instrText xml:space="preserve"> HYPERLINK \l _Toc18223 </w:instrText>
           </w:r>
           <w:r>
             <w:fldChar w:fldCharType="separate"/>
@@ -4679,13 +4308,13 @@
             <w:fldChar w:fldCharType="begin"/>
           </w:r>
           <w:r>
-            <w:instrText xml:space="preserve"> PAGEREF _Toc24716 \h </w:instrText>
+            <w:instrText xml:space="preserve"> PAGEREF _Toc18223 \h </w:instrText>
           </w:r>
           <w:r>
             <w:fldChar w:fldCharType="separate"/>
           </w:r>
           <w:r>
-            <w:t>19</w:t>
+            <w:t>18</w:t>
           </w:r>
           <w:r>
             <w:fldChar w:fldCharType="end"/>
@@ -4697,29 +4326,15 @@
         <w:p>
           <w:pPr>
             <w:pStyle w:val="14"/>
-            <w:keepNext w:val="0"/>
-            <w:keepLines w:val="0"/>
-            <w:pageBreakBefore w:val="0"/>
-            <w:widowControl w:val="0"/>
             <w:tabs>
               <w:tab w:val="right" w:leader="dot" w:pos="8306"/>
             </w:tabs>
-            <w:kinsoku w:val="0"/>
-            <w:wordWrap/>
-            <w:overflowPunct/>
-            <w:topLinePunct w:val="0"/>
-            <w:autoSpaceDE w:val="0"/>
-            <w:autoSpaceDN w:val="0"/>
-            <w:bidi w:val="0"/>
-            <w:adjustRightInd w:val="0"/>
-            <w:snapToGrid w:val="0"/>
-            <w:textAlignment w:val="baseline"/>
           </w:pPr>
           <w:r>
             <w:fldChar w:fldCharType="begin"/>
           </w:r>
           <w:r>
-            <w:instrText xml:space="preserve"> HYPERLINK \l _Toc8655 </w:instrText>
+            <w:instrText xml:space="preserve"> HYPERLINK \l _Toc8708 </w:instrText>
           </w:r>
           <w:r>
             <w:fldChar w:fldCharType="separate"/>
@@ -4738,13 +4353,13 @@
             <w:fldChar w:fldCharType="begin"/>
           </w:r>
           <w:r>
-            <w:instrText xml:space="preserve"> PAGEREF _Toc8655 \h </w:instrText>
+            <w:instrText xml:space="preserve"> PAGEREF _Toc8708 \h </w:instrText>
           </w:r>
           <w:r>
             <w:fldChar w:fldCharType="separate"/>
           </w:r>
           <w:r>
-            <w:t>19</w:t>
+            <w:t>18</w:t>
           </w:r>
           <w:r>
             <w:fldChar w:fldCharType="end"/>
@@ -4756,29 +4371,15 @@
         <w:p>
           <w:pPr>
             <w:pStyle w:val="14"/>
-            <w:keepNext w:val="0"/>
-            <w:keepLines w:val="0"/>
-            <w:pageBreakBefore w:val="0"/>
-            <w:widowControl w:val="0"/>
             <w:tabs>
               <w:tab w:val="right" w:leader="dot" w:pos="8306"/>
             </w:tabs>
-            <w:kinsoku w:val="0"/>
-            <w:wordWrap/>
-            <w:overflowPunct/>
-            <w:topLinePunct w:val="0"/>
-            <w:autoSpaceDE w:val="0"/>
-            <w:autoSpaceDN w:val="0"/>
-            <w:bidi w:val="0"/>
-            <w:adjustRightInd w:val="0"/>
-            <w:snapToGrid w:val="0"/>
-            <w:textAlignment w:val="baseline"/>
           </w:pPr>
           <w:r>
             <w:fldChar w:fldCharType="begin"/>
           </w:r>
           <w:r>
-            <w:instrText xml:space="preserve"> HYPERLINK \l _Toc2006 </w:instrText>
+            <w:instrText xml:space="preserve"> HYPERLINK \l _Toc5299 </w:instrText>
           </w:r>
           <w:r>
             <w:fldChar w:fldCharType="separate"/>
@@ -4804,13 +4405,13 @@
             <w:fldChar w:fldCharType="begin"/>
           </w:r>
           <w:r>
-            <w:instrText xml:space="preserve"> PAGEREF _Toc2006 \h </w:instrText>
+            <w:instrText xml:space="preserve"> PAGEREF _Toc5299 \h </w:instrText>
           </w:r>
           <w:r>
             <w:fldChar w:fldCharType="separate"/>
           </w:r>
           <w:r>
-            <w:t>20</w:t>
+            <w:t>18</w:t>
           </w:r>
           <w:r>
             <w:fldChar w:fldCharType="end"/>
@@ -4822,29 +4423,15 @@
         <w:p>
           <w:pPr>
             <w:pStyle w:val="19"/>
-            <w:keepNext w:val="0"/>
-            <w:keepLines w:val="0"/>
-            <w:pageBreakBefore w:val="0"/>
-            <w:widowControl w:val="0"/>
             <w:tabs>
               <w:tab w:val="right" w:leader="dot" w:pos="8306"/>
             </w:tabs>
-            <w:kinsoku w:val="0"/>
-            <w:wordWrap/>
-            <w:overflowPunct/>
-            <w:topLinePunct w:val="0"/>
-            <w:autoSpaceDE w:val="0"/>
-            <w:autoSpaceDN w:val="0"/>
-            <w:bidi w:val="0"/>
-            <w:adjustRightInd w:val="0"/>
-            <w:snapToGrid w:val="0"/>
-            <w:textAlignment w:val="baseline"/>
           </w:pPr>
           <w:r>
             <w:fldChar w:fldCharType="begin"/>
           </w:r>
           <w:r>
-            <w:instrText xml:space="preserve"> HYPERLINK \l _Toc8253 </w:instrText>
+            <w:instrText xml:space="preserve"> HYPERLINK \l _Toc21390 </w:instrText>
           </w:r>
           <w:r>
             <w:fldChar w:fldCharType="separate"/>
@@ -4870,13 +4457,13 @@
             <w:fldChar w:fldCharType="begin"/>
           </w:r>
           <w:r>
-            <w:instrText xml:space="preserve"> PAGEREF _Toc8253 \h </w:instrText>
+            <w:instrText xml:space="preserve"> PAGEREF _Toc21390 \h </w:instrText>
           </w:r>
           <w:r>
             <w:fldChar w:fldCharType="separate"/>
           </w:r>
           <w:r>
-            <w:t>20</w:t>
+            <w:t>19</w:t>
           </w:r>
           <w:r>
             <w:fldChar w:fldCharType="end"/>
@@ -4888,29 +4475,15 @@
         <w:p>
           <w:pPr>
             <w:pStyle w:val="14"/>
-            <w:keepNext w:val="0"/>
-            <w:keepLines w:val="0"/>
-            <w:pageBreakBefore w:val="0"/>
-            <w:widowControl w:val="0"/>
             <w:tabs>
               <w:tab w:val="right" w:leader="dot" w:pos="8306"/>
             </w:tabs>
-            <w:kinsoku w:val="0"/>
-            <w:wordWrap/>
-            <w:overflowPunct/>
-            <w:topLinePunct w:val="0"/>
-            <w:autoSpaceDE w:val="0"/>
-            <w:autoSpaceDN w:val="0"/>
-            <w:bidi w:val="0"/>
-            <w:adjustRightInd w:val="0"/>
-            <w:snapToGrid w:val="0"/>
-            <w:textAlignment w:val="baseline"/>
           </w:pPr>
           <w:r>
             <w:fldChar w:fldCharType="begin"/>
           </w:r>
           <w:r>
-            <w:instrText xml:space="preserve"> HYPERLINK \l _Toc24514 </w:instrText>
+            <w:instrText xml:space="preserve"> HYPERLINK \l _Toc12533 </w:instrText>
           </w:r>
           <w:r>
             <w:fldChar w:fldCharType="separate"/>
@@ -4936,13 +4509,13 @@
             <w:fldChar w:fldCharType="begin"/>
           </w:r>
           <w:r>
-            <w:instrText xml:space="preserve"> PAGEREF _Toc24514 \h </w:instrText>
+            <w:instrText xml:space="preserve"> PAGEREF _Toc12533 \h </w:instrText>
           </w:r>
           <w:r>
             <w:fldChar w:fldCharType="separate"/>
           </w:r>
           <w:r>
-            <w:t>20</w:t>
+            <w:t>19</w:t>
           </w:r>
           <w:r>
             <w:fldChar w:fldCharType="end"/>
@@ -4954,29 +4527,15 @@
         <w:p>
           <w:pPr>
             <w:pStyle w:val="14"/>
-            <w:keepNext w:val="0"/>
-            <w:keepLines w:val="0"/>
-            <w:pageBreakBefore w:val="0"/>
-            <w:widowControl w:val="0"/>
             <w:tabs>
               <w:tab w:val="right" w:leader="dot" w:pos="8306"/>
             </w:tabs>
-            <w:kinsoku w:val="0"/>
-            <w:wordWrap/>
-            <w:overflowPunct/>
-            <w:topLinePunct w:val="0"/>
-            <w:autoSpaceDE w:val="0"/>
-            <w:autoSpaceDN w:val="0"/>
-            <w:bidi w:val="0"/>
-            <w:adjustRightInd w:val="0"/>
-            <w:snapToGrid w:val="0"/>
-            <w:textAlignment w:val="baseline"/>
           </w:pPr>
           <w:r>
             <w:fldChar w:fldCharType="begin"/>
           </w:r>
           <w:r>
-            <w:instrText xml:space="preserve"> HYPERLINK \l _Toc3698 </w:instrText>
+            <w:instrText xml:space="preserve"> HYPERLINK \l _Toc28361 </w:instrText>
           </w:r>
           <w:r>
             <w:fldChar w:fldCharType="separate"/>
@@ -5002,13 +4561,13 @@
             <w:fldChar w:fldCharType="begin"/>
           </w:r>
           <w:r>
-            <w:instrText xml:space="preserve"> PAGEREF _Toc3698 \h </w:instrText>
+            <w:instrText xml:space="preserve"> PAGEREF _Toc28361 \h </w:instrText>
           </w:r>
           <w:r>
             <w:fldChar w:fldCharType="separate"/>
           </w:r>
           <w:r>
-            <w:t>20</w:t>
+            <w:t>19</w:t>
           </w:r>
           <w:r>
             <w:fldChar w:fldCharType="end"/>
@@ -5020,29 +4579,15 @@
         <w:p>
           <w:pPr>
             <w:pStyle w:val="14"/>
-            <w:keepNext w:val="0"/>
-            <w:keepLines w:val="0"/>
-            <w:pageBreakBefore w:val="0"/>
-            <w:widowControl w:val="0"/>
             <w:tabs>
               <w:tab w:val="right" w:leader="dot" w:pos="8306"/>
             </w:tabs>
-            <w:kinsoku w:val="0"/>
-            <w:wordWrap/>
-            <w:overflowPunct/>
-            <w:topLinePunct w:val="0"/>
-            <w:autoSpaceDE w:val="0"/>
-            <w:autoSpaceDN w:val="0"/>
-            <w:bidi w:val="0"/>
-            <w:adjustRightInd w:val="0"/>
-            <w:snapToGrid w:val="0"/>
-            <w:textAlignment w:val="baseline"/>
           </w:pPr>
           <w:r>
             <w:fldChar w:fldCharType="begin"/>
           </w:r>
           <w:r>
-            <w:instrText xml:space="preserve"> HYPERLINK \l _Toc25687 </w:instrText>
+            <w:instrText xml:space="preserve"> HYPERLINK \l _Toc1895 </w:instrText>
           </w:r>
           <w:r>
             <w:fldChar w:fldCharType="separate"/>
@@ -5068,13 +4613,13 @@
             <w:fldChar w:fldCharType="begin"/>
           </w:r>
           <w:r>
-            <w:instrText xml:space="preserve"> PAGEREF _Toc25687 \h </w:instrText>
+            <w:instrText xml:space="preserve"> PAGEREF _Toc1895 \h </w:instrText>
           </w:r>
           <w:r>
             <w:fldChar w:fldCharType="separate"/>
           </w:r>
           <w:r>
-            <w:t>21</w:t>
+            <w:t>20</w:t>
           </w:r>
           <w:r>
             <w:fldChar w:fldCharType="end"/>
@@ -5086,29 +4631,15 @@
         <w:p>
           <w:pPr>
             <w:pStyle w:val="14"/>
-            <w:keepNext w:val="0"/>
-            <w:keepLines w:val="0"/>
-            <w:pageBreakBefore w:val="0"/>
-            <w:widowControl w:val="0"/>
             <w:tabs>
               <w:tab w:val="right" w:leader="dot" w:pos="8306"/>
             </w:tabs>
-            <w:kinsoku w:val="0"/>
-            <w:wordWrap/>
-            <w:overflowPunct/>
-            <w:topLinePunct w:val="0"/>
-            <w:autoSpaceDE w:val="0"/>
-            <w:autoSpaceDN w:val="0"/>
-            <w:bidi w:val="0"/>
-            <w:adjustRightInd w:val="0"/>
-            <w:snapToGrid w:val="0"/>
-            <w:textAlignment w:val="baseline"/>
           </w:pPr>
           <w:r>
             <w:fldChar w:fldCharType="begin"/>
           </w:r>
           <w:r>
-            <w:instrText xml:space="preserve"> HYPERLINK \l _Toc32699 </w:instrText>
+            <w:instrText xml:space="preserve"> HYPERLINK \l _Toc2735 </w:instrText>
           </w:r>
           <w:r>
             <w:fldChar w:fldCharType="separate"/>
@@ -5134,13 +4665,13 @@
             <w:fldChar w:fldCharType="begin"/>
           </w:r>
           <w:r>
-            <w:instrText xml:space="preserve"> PAGEREF _Toc32699 \h </w:instrText>
+            <w:instrText xml:space="preserve"> PAGEREF _Toc2735 \h </w:instrText>
           </w:r>
           <w:r>
             <w:fldChar w:fldCharType="separate"/>
           </w:r>
           <w:r>
-            <w:t>22</w:t>
+            <w:t>20</w:t>
           </w:r>
           <w:r>
             <w:fldChar w:fldCharType="end"/>
@@ -5152,29 +4683,15 @@
         <w:p>
           <w:pPr>
             <w:pStyle w:val="14"/>
-            <w:keepNext w:val="0"/>
-            <w:keepLines w:val="0"/>
-            <w:pageBreakBefore w:val="0"/>
-            <w:widowControl w:val="0"/>
             <w:tabs>
               <w:tab w:val="right" w:leader="dot" w:pos="8306"/>
             </w:tabs>
-            <w:kinsoku w:val="0"/>
-            <w:wordWrap/>
-            <w:overflowPunct/>
-            <w:topLinePunct w:val="0"/>
-            <w:autoSpaceDE w:val="0"/>
-            <w:autoSpaceDN w:val="0"/>
-            <w:bidi w:val="0"/>
-            <w:adjustRightInd w:val="0"/>
-            <w:snapToGrid w:val="0"/>
-            <w:textAlignment w:val="baseline"/>
           </w:pPr>
           <w:r>
             <w:fldChar w:fldCharType="begin"/>
           </w:r>
           <w:r>
-            <w:instrText xml:space="preserve"> HYPERLINK \l _Toc19842 </w:instrText>
+            <w:instrText xml:space="preserve"> HYPERLINK \l _Toc3872 </w:instrText>
           </w:r>
           <w:r>
             <w:fldChar w:fldCharType="separate"/>
@@ -5200,13 +4717,13 @@
             <w:fldChar w:fldCharType="begin"/>
           </w:r>
           <w:r>
-            <w:instrText xml:space="preserve"> PAGEREF _Toc19842 \h </w:instrText>
+            <w:instrText xml:space="preserve"> PAGEREF _Toc3872 \h </w:instrText>
           </w:r>
           <w:r>
             <w:fldChar w:fldCharType="separate"/>
           </w:r>
           <w:r>
-            <w:t>22</w:t>
+            <w:t>21</w:t>
           </w:r>
           <w:r>
             <w:fldChar w:fldCharType="end"/>
@@ -5218,29 +4735,15 @@
         <w:p>
           <w:pPr>
             <w:pStyle w:val="14"/>
-            <w:keepNext w:val="0"/>
-            <w:keepLines w:val="0"/>
-            <w:pageBreakBefore w:val="0"/>
-            <w:widowControl w:val="0"/>
             <w:tabs>
               <w:tab w:val="right" w:leader="dot" w:pos="8306"/>
             </w:tabs>
-            <w:kinsoku w:val="0"/>
-            <w:wordWrap/>
-            <w:overflowPunct/>
-            <w:topLinePunct w:val="0"/>
-            <w:autoSpaceDE w:val="0"/>
-            <w:autoSpaceDN w:val="0"/>
-            <w:bidi w:val="0"/>
-            <w:adjustRightInd w:val="0"/>
-            <w:snapToGrid w:val="0"/>
-            <w:textAlignment w:val="baseline"/>
           </w:pPr>
           <w:r>
             <w:fldChar w:fldCharType="begin"/>
           </w:r>
           <w:r>
-            <w:instrText xml:space="preserve"> HYPERLINK \l _Toc24258 </w:instrText>
+            <w:instrText xml:space="preserve"> HYPERLINK \l _Toc13789 </w:instrText>
           </w:r>
           <w:r>
             <w:fldChar w:fldCharType="separate"/>
@@ -5266,13 +4769,13 @@
             <w:fldChar w:fldCharType="begin"/>
           </w:r>
           <w:r>
-            <w:instrText xml:space="preserve"> PAGEREF _Toc24258 \h </w:instrText>
+            <w:instrText xml:space="preserve"> PAGEREF _Toc13789 \h </w:instrText>
           </w:r>
           <w:r>
             <w:fldChar w:fldCharType="separate"/>
           </w:r>
           <w:r>
-            <w:t>23</w:t>
+            <w:t>22</w:t>
           </w:r>
           <w:r>
             <w:fldChar w:fldCharType="end"/>
@@ -5284,29 +4787,15 @@
         <w:p>
           <w:pPr>
             <w:pStyle w:val="14"/>
-            <w:keepNext w:val="0"/>
-            <w:keepLines w:val="0"/>
-            <w:pageBreakBefore w:val="0"/>
-            <w:widowControl w:val="0"/>
             <w:tabs>
               <w:tab w:val="right" w:leader="dot" w:pos="8306"/>
             </w:tabs>
-            <w:kinsoku w:val="0"/>
-            <w:wordWrap/>
-            <w:overflowPunct/>
-            <w:topLinePunct w:val="0"/>
-            <w:autoSpaceDE w:val="0"/>
-            <w:autoSpaceDN w:val="0"/>
-            <w:bidi w:val="0"/>
-            <w:adjustRightInd w:val="0"/>
-            <w:snapToGrid w:val="0"/>
-            <w:textAlignment w:val="baseline"/>
           </w:pPr>
           <w:r>
             <w:fldChar w:fldCharType="begin"/>
           </w:r>
           <w:r>
-            <w:instrText xml:space="preserve"> HYPERLINK \l _Toc27638 </w:instrText>
+            <w:instrText xml:space="preserve"> HYPERLINK \l _Toc18601 </w:instrText>
           </w:r>
           <w:r>
             <w:fldChar w:fldCharType="separate"/>
@@ -5332,13 +4821,13 @@
             <w:fldChar w:fldCharType="begin"/>
           </w:r>
           <w:r>
-            <w:instrText xml:space="preserve"> PAGEREF _Toc27638 \h </w:instrText>
+            <w:instrText xml:space="preserve"> PAGEREF _Toc18601 \h </w:instrText>
           </w:r>
           <w:r>
             <w:fldChar w:fldCharType="separate"/>
           </w:r>
           <w:r>
-            <w:t>23</w:t>
+            <w:t>22</w:t>
           </w:r>
           <w:r>
             <w:fldChar w:fldCharType="end"/>
@@ -5350,29 +4839,15 @@
         <w:p>
           <w:pPr>
             <w:pStyle w:val="14"/>
-            <w:keepNext w:val="0"/>
-            <w:keepLines w:val="0"/>
-            <w:pageBreakBefore w:val="0"/>
-            <w:widowControl w:val="0"/>
             <w:tabs>
               <w:tab w:val="right" w:leader="dot" w:pos="8306"/>
             </w:tabs>
-            <w:kinsoku w:val="0"/>
-            <w:wordWrap/>
-            <w:overflowPunct/>
-            <w:topLinePunct w:val="0"/>
-            <w:autoSpaceDE w:val="0"/>
-            <w:autoSpaceDN w:val="0"/>
-            <w:bidi w:val="0"/>
-            <w:adjustRightInd w:val="0"/>
-            <w:snapToGrid w:val="0"/>
-            <w:textAlignment w:val="baseline"/>
           </w:pPr>
           <w:r>
             <w:fldChar w:fldCharType="begin"/>
           </w:r>
           <w:r>
-            <w:instrText xml:space="preserve"> HYPERLINK \l _Toc12147 </w:instrText>
+            <w:instrText xml:space="preserve"> HYPERLINK \l _Toc20907 </w:instrText>
           </w:r>
           <w:r>
             <w:fldChar w:fldCharType="separate"/>
@@ -5398,13 +4873,13 @@
             <w:fldChar w:fldCharType="begin"/>
           </w:r>
           <w:r>
-            <w:instrText xml:space="preserve"> PAGEREF _Toc12147 \h </w:instrText>
+            <w:instrText xml:space="preserve"> PAGEREF _Toc20907 \h </w:instrText>
           </w:r>
           <w:r>
             <w:fldChar w:fldCharType="separate"/>
           </w:r>
           <w:r>
-            <w:t>24</w:t>
+            <w:t>22</w:t>
           </w:r>
           <w:r>
             <w:fldChar w:fldCharType="end"/>
@@ -5416,29 +4891,15 @@
         <w:p>
           <w:pPr>
             <w:pStyle w:val="14"/>
-            <w:keepNext w:val="0"/>
-            <w:keepLines w:val="0"/>
-            <w:pageBreakBefore w:val="0"/>
-            <w:widowControl w:val="0"/>
             <w:tabs>
               <w:tab w:val="right" w:leader="dot" w:pos="8306"/>
             </w:tabs>
-            <w:kinsoku w:val="0"/>
-            <w:wordWrap/>
-            <w:overflowPunct/>
-            <w:topLinePunct w:val="0"/>
-            <w:autoSpaceDE w:val="0"/>
-            <w:autoSpaceDN w:val="0"/>
-            <w:bidi w:val="0"/>
-            <w:adjustRightInd w:val="0"/>
-            <w:snapToGrid w:val="0"/>
-            <w:textAlignment w:val="baseline"/>
           </w:pPr>
           <w:r>
             <w:fldChar w:fldCharType="begin"/>
           </w:r>
           <w:r>
-            <w:instrText xml:space="preserve"> HYPERLINK \l _Toc23011 </w:instrText>
+            <w:instrText xml:space="preserve"> HYPERLINK \l _Toc12063 </w:instrText>
           </w:r>
           <w:r>
             <w:fldChar w:fldCharType="separate"/>
@@ -5464,13 +4925,13 @@
             <w:fldChar w:fldCharType="begin"/>
           </w:r>
           <w:r>
-            <w:instrText xml:space="preserve"> PAGEREF _Toc23011 \h </w:instrText>
+            <w:instrText xml:space="preserve"> PAGEREF _Toc12063 \h </w:instrText>
           </w:r>
           <w:r>
             <w:fldChar w:fldCharType="separate"/>
           </w:r>
           <w:r>
-            <w:t>24</w:t>
+            <w:t>23</w:t>
           </w:r>
           <w:r>
             <w:fldChar w:fldCharType="end"/>
@@ -5482,29 +4943,15 @@
         <w:p>
           <w:pPr>
             <w:pStyle w:val="14"/>
-            <w:keepNext w:val="0"/>
-            <w:keepLines w:val="0"/>
-            <w:pageBreakBefore w:val="0"/>
-            <w:widowControl w:val="0"/>
             <w:tabs>
               <w:tab w:val="right" w:leader="dot" w:pos="8306"/>
             </w:tabs>
-            <w:kinsoku w:val="0"/>
-            <w:wordWrap/>
-            <w:overflowPunct/>
-            <w:topLinePunct w:val="0"/>
-            <w:autoSpaceDE w:val="0"/>
-            <w:autoSpaceDN w:val="0"/>
-            <w:bidi w:val="0"/>
-            <w:adjustRightInd w:val="0"/>
-            <w:snapToGrid w:val="0"/>
-            <w:textAlignment w:val="baseline"/>
           </w:pPr>
           <w:r>
             <w:fldChar w:fldCharType="begin"/>
           </w:r>
           <w:r>
-            <w:instrText xml:space="preserve"> HYPERLINK \l _Toc6473 </w:instrText>
+            <w:instrText xml:space="preserve"> HYPERLINK \l _Toc14151 </w:instrText>
           </w:r>
           <w:r>
             <w:fldChar w:fldCharType="separate"/>
@@ -5530,13 +4977,13 @@
             <w:fldChar w:fldCharType="begin"/>
           </w:r>
           <w:r>
-            <w:instrText xml:space="preserve"> PAGEREF _Toc6473 \h </w:instrText>
+            <w:instrText xml:space="preserve"> PAGEREF _Toc14151 \h </w:instrText>
           </w:r>
           <w:r>
             <w:fldChar w:fldCharType="separate"/>
           </w:r>
           <w:r>
-            <w:t>25</w:t>
+            <w:t>24</w:t>
           </w:r>
           <w:r>
             <w:fldChar w:fldCharType="end"/>
@@ -5548,29 +4995,15 @@
         <w:p>
           <w:pPr>
             <w:pStyle w:val="14"/>
-            <w:keepNext w:val="0"/>
-            <w:keepLines w:val="0"/>
-            <w:pageBreakBefore w:val="0"/>
-            <w:widowControl w:val="0"/>
             <w:tabs>
               <w:tab w:val="right" w:leader="dot" w:pos="8306"/>
             </w:tabs>
-            <w:kinsoku w:val="0"/>
-            <w:wordWrap/>
-            <w:overflowPunct/>
-            <w:topLinePunct w:val="0"/>
-            <w:autoSpaceDE w:val="0"/>
-            <w:autoSpaceDN w:val="0"/>
-            <w:bidi w:val="0"/>
-            <w:adjustRightInd w:val="0"/>
-            <w:snapToGrid w:val="0"/>
-            <w:textAlignment w:val="baseline"/>
           </w:pPr>
           <w:r>
             <w:fldChar w:fldCharType="begin"/>
           </w:r>
           <w:r>
-            <w:instrText xml:space="preserve"> HYPERLINK \l _Toc1700 </w:instrText>
+            <w:instrText xml:space="preserve"> HYPERLINK \l _Toc24440 </w:instrText>
           </w:r>
           <w:r>
             <w:fldChar w:fldCharType="separate"/>
@@ -5596,13 +5029,13 @@
             <w:fldChar w:fldCharType="begin"/>
           </w:r>
           <w:r>
-            <w:instrText xml:space="preserve"> PAGEREF _Toc1700 \h </w:instrText>
+            <w:instrText xml:space="preserve"> PAGEREF _Toc24440 \h </w:instrText>
           </w:r>
           <w:r>
             <w:fldChar w:fldCharType="separate"/>
           </w:r>
           <w:r>
-            <w:t>26</w:t>
+            <w:t>24</w:t>
           </w:r>
           <w:r>
             <w:fldChar w:fldCharType="end"/>
@@ -5614,29 +5047,15 @@
         <w:p>
           <w:pPr>
             <w:pStyle w:val="19"/>
-            <w:keepNext w:val="0"/>
-            <w:keepLines w:val="0"/>
-            <w:pageBreakBefore w:val="0"/>
-            <w:widowControl w:val="0"/>
             <w:tabs>
               <w:tab w:val="right" w:leader="dot" w:pos="8306"/>
             </w:tabs>
-            <w:kinsoku w:val="0"/>
-            <w:wordWrap/>
-            <w:overflowPunct/>
-            <w:topLinePunct w:val="0"/>
-            <w:autoSpaceDE w:val="0"/>
-            <w:autoSpaceDN w:val="0"/>
-            <w:bidi w:val="0"/>
-            <w:adjustRightInd w:val="0"/>
-            <w:snapToGrid w:val="0"/>
-            <w:textAlignment w:val="baseline"/>
           </w:pPr>
           <w:r>
             <w:fldChar w:fldCharType="begin"/>
           </w:r>
           <w:r>
-            <w:instrText xml:space="preserve"> HYPERLINK \l _Toc17627 </w:instrText>
+            <w:instrText xml:space="preserve"> HYPERLINK \l _Toc32349 </w:instrText>
           </w:r>
           <w:r>
             <w:fldChar w:fldCharType="separate"/>
@@ -5662,13 +5081,13 @@
             <w:fldChar w:fldCharType="begin"/>
           </w:r>
           <w:r>
-            <w:instrText xml:space="preserve"> PAGEREF _Toc17627 \h </w:instrText>
+            <w:instrText xml:space="preserve"> PAGEREF _Toc32349 \h </w:instrText>
           </w:r>
           <w:r>
             <w:fldChar w:fldCharType="separate"/>
           </w:r>
           <w:r>
-            <w:t>26</w:t>
+            <w:t>25</w:t>
           </w:r>
           <w:r>
             <w:fldChar w:fldCharType="end"/>
@@ -5680,29 +5099,15 @@
         <w:p>
           <w:pPr>
             <w:pStyle w:val="14"/>
-            <w:keepNext w:val="0"/>
-            <w:keepLines w:val="0"/>
-            <w:pageBreakBefore w:val="0"/>
-            <w:widowControl w:val="0"/>
             <w:tabs>
               <w:tab w:val="right" w:leader="dot" w:pos="8306"/>
             </w:tabs>
-            <w:kinsoku w:val="0"/>
-            <w:wordWrap/>
-            <w:overflowPunct/>
-            <w:topLinePunct w:val="0"/>
-            <w:autoSpaceDE w:val="0"/>
-            <w:autoSpaceDN w:val="0"/>
-            <w:bidi w:val="0"/>
-            <w:adjustRightInd w:val="0"/>
-            <w:snapToGrid w:val="0"/>
-            <w:textAlignment w:val="baseline"/>
           </w:pPr>
           <w:r>
             <w:fldChar w:fldCharType="begin"/>
           </w:r>
           <w:r>
-            <w:instrText xml:space="preserve"> HYPERLINK \l _Toc7312 </w:instrText>
+            <w:instrText xml:space="preserve"> HYPERLINK \l _Toc3826 </w:instrText>
           </w:r>
           <w:r>
             <w:fldChar w:fldCharType="separate"/>
@@ -5728,13 +5133,13 @@
             <w:fldChar w:fldCharType="begin"/>
           </w:r>
           <w:r>
-            <w:instrText xml:space="preserve"> PAGEREF _Toc7312 \h </w:instrText>
+            <w:instrText xml:space="preserve"> PAGEREF _Toc3826 \h </w:instrText>
           </w:r>
           <w:r>
             <w:fldChar w:fldCharType="separate"/>
           </w:r>
           <w:r>
-            <w:t>26</w:t>
+            <w:t>25</w:t>
           </w:r>
           <w:r>
             <w:fldChar w:fldCharType="end"/>
@@ -5746,29 +5151,15 @@
         <w:p>
           <w:pPr>
             <w:pStyle w:val="14"/>
-            <w:keepNext w:val="0"/>
-            <w:keepLines w:val="0"/>
-            <w:pageBreakBefore w:val="0"/>
-            <w:widowControl w:val="0"/>
             <w:tabs>
               <w:tab w:val="right" w:leader="dot" w:pos="8306"/>
             </w:tabs>
-            <w:kinsoku w:val="0"/>
-            <w:wordWrap/>
-            <w:overflowPunct/>
-            <w:topLinePunct w:val="0"/>
-            <w:autoSpaceDE w:val="0"/>
-            <w:autoSpaceDN w:val="0"/>
-            <w:bidi w:val="0"/>
-            <w:adjustRightInd w:val="0"/>
-            <w:snapToGrid w:val="0"/>
-            <w:textAlignment w:val="baseline"/>
           </w:pPr>
           <w:r>
             <w:fldChar w:fldCharType="begin"/>
           </w:r>
           <w:r>
-            <w:instrText xml:space="preserve"> HYPERLINK \l _Toc11988 </w:instrText>
+            <w:instrText xml:space="preserve"> HYPERLINK \l _Toc14934 </w:instrText>
           </w:r>
           <w:r>
             <w:fldChar w:fldCharType="separate"/>
@@ -5794,13 +5185,13 @@
             <w:fldChar w:fldCharType="begin"/>
           </w:r>
           <w:r>
-            <w:instrText xml:space="preserve"> PAGEREF _Toc11988 \h </w:instrText>
+            <w:instrText xml:space="preserve"> PAGEREF _Toc14934 \h </w:instrText>
           </w:r>
           <w:r>
             <w:fldChar w:fldCharType="separate"/>
           </w:r>
           <w:r>
-            <w:t>27</w:t>
+            <w:t>25</w:t>
           </w:r>
           <w:r>
             <w:fldChar w:fldCharType="end"/>
@@ -5812,29 +5203,15 @@
         <w:p>
           <w:pPr>
             <w:pStyle w:val="14"/>
-            <w:keepNext w:val="0"/>
-            <w:keepLines w:val="0"/>
-            <w:pageBreakBefore w:val="0"/>
-            <w:widowControl w:val="0"/>
             <w:tabs>
               <w:tab w:val="right" w:leader="dot" w:pos="8306"/>
             </w:tabs>
-            <w:kinsoku w:val="0"/>
-            <w:wordWrap/>
-            <w:overflowPunct/>
-            <w:topLinePunct w:val="0"/>
-            <w:autoSpaceDE w:val="0"/>
-            <w:autoSpaceDN w:val="0"/>
-            <w:bidi w:val="0"/>
-            <w:adjustRightInd w:val="0"/>
-            <w:snapToGrid w:val="0"/>
-            <w:textAlignment w:val="baseline"/>
           </w:pPr>
           <w:r>
             <w:fldChar w:fldCharType="begin"/>
           </w:r>
           <w:r>
-            <w:instrText xml:space="preserve"> HYPERLINK \l _Toc31372 </w:instrText>
+            <w:instrText xml:space="preserve"> HYPERLINK \l _Toc29171 </w:instrText>
           </w:r>
           <w:r>
             <w:fldChar w:fldCharType="separate"/>
@@ -5860,13 +5237,13 @@
             <w:fldChar w:fldCharType="begin"/>
           </w:r>
           <w:r>
-            <w:instrText xml:space="preserve"> PAGEREF _Toc31372 \h </w:instrText>
+            <w:instrText xml:space="preserve"> PAGEREF _Toc29171 \h </w:instrText>
           </w:r>
           <w:r>
             <w:fldChar w:fldCharType="separate"/>
           </w:r>
           <w:r>
-            <w:t>27</w:t>
+            <w:t>26</w:t>
           </w:r>
           <w:r>
             <w:fldChar w:fldCharType="end"/>
@@ -5878,29 +5255,15 @@
         <w:p>
           <w:pPr>
             <w:pStyle w:val="14"/>
-            <w:keepNext w:val="0"/>
-            <w:keepLines w:val="0"/>
-            <w:pageBreakBefore w:val="0"/>
-            <w:widowControl w:val="0"/>
             <w:tabs>
               <w:tab w:val="right" w:leader="dot" w:pos="8306"/>
             </w:tabs>
-            <w:kinsoku w:val="0"/>
-            <w:wordWrap/>
-            <w:overflowPunct/>
-            <w:topLinePunct w:val="0"/>
-            <w:autoSpaceDE w:val="0"/>
-            <w:autoSpaceDN w:val="0"/>
-            <w:bidi w:val="0"/>
-            <w:adjustRightInd w:val="0"/>
-            <w:snapToGrid w:val="0"/>
-            <w:textAlignment w:val="baseline"/>
           </w:pPr>
           <w:r>
             <w:fldChar w:fldCharType="begin"/>
           </w:r>
           <w:r>
-            <w:instrText xml:space="preserve"> HYPERLINK \l _Toc25543 </w:instrText>
+            <w:instrText xml:space="preserve"> HYPERLINK \l _Toc27186 </w:instrText>
           </w:r>
           <w:r>
             <w:fldChar w:fldCharType="separate"/>
@@ -5926,13 +5289,13 @@
             <w:fldChar w:fldCharType="begin"/>
           </w:r>
           <w:r>
-            <w:instrText xml:space="preserve"> PAGEREF _Toc25543 \h </w:instrText>
+            <w:instrText xml:space="preserve"> PAGEREF _Toc27186 \h </w:instrText>
           </w:r>
           <w:r>
             <w:fldChar w:fldCharType="separate"/>
           </w:r>
           <w:r>
-            <w:t>27</w:t>
+            <w:t>26</w:t>
           </w:r>
           <w:r>
             <w:fldChar w:fldCharType="end"/>
@@ -5944,29 +5307,15 @@
         <w:p>
           <w:pPr>
             <w:pStyle w:val="19"/>
-            <w:keepNext w:val="0"/>
-            <w:keepLines w:val="0"/>
-            <w:pageBreakBefore w:val="0"/>
-            <w:widowControl w:val="0"/>
             <w:tabs>
               <w:tab w:val="right" w:leader="dot" w:pos="8306"/>
             </w:tabs>
-            <w:kinsoku w:val="0"/>
-            <w:wordWrap/>
-            <w:overflowPunct/>
-            <w:topLinePunct w:val="0"/>
-            <w:autoSpaceDE w:val="0"/>
-            <w:autoSpaceDN w:val="0"/>
-            <w:bidi w:val="0"/>
-            <w:adjustRightInd w:val="0"/>
-            <w:snapToGrid w:val="0"/>
-            <w:textAlignment w:val="baseline"/>
           </w:pPr>
           <w:r>
             <w:fldChar w:fldCharType="begin"/>
           </w:r>
           <w:r>
-            <w:instrText xml:space="preserve"> HYPERLINK \l _Toc1822 </w:instrText>
+            <w:instrText xml:space="preserve"> HYPERLINK \l _Toc32479 </w:instrText>
           </w:r>
           <w:r>
             <w:fldChar w:fldCharType="separate"/>
@@ -5992,13 +5341,13 @@
             <w:fldChar w:fldCharType="begin"/>
           </w:r>
           <w:r>
-            <w:instrText xml:space="preserve"> PAGEREF _Toc1822 \h </w:instrText>
+            <w:instrText xml:space="preserve"> PAGEREF _Toc32479 \h </w:instrText>
           </w:r>
           <w:r>
             <w:fldChar w:fldCharType="separate"/>
           </w:r>
           <w:r>
-            <w:t>27</w:t>
+            <w:t>26</w:t>
           </w:r>
           <w:r>
             <w:fldChar w:fldCharType="end"/>
@@ -6010,29 +5359,15 @@
         <w:p>
           <w:pPr>
             <w:pStyle w:val="19"/>
-            <w:keepNext w:val="0"/>
-            <w:keepLines w:val="0"/>
-            <w:pageBreakBefore w:val="0"/>
-            <w:widowControl w:val="0"/>
             <w:tabs>
               <w:tab w:val="right" w:leader="dot" w:pos="8306"/>
             </w:tabs>
-            <w:kinsoku w:val="0"/>
-            <w:wordWrap/>
-            <w:overflowPunct/>
-            <w:topLinePunct w:val="0"/>
-            <w:autoSpaceDE w:val="0"/>
-            <w:autoSpaceDN w:val="0"/>
-            <w:bidi w:val="0"/>
-            <w:adjustRightInd w:val="0"/>
-            <w:snapToGrid w:val="0"/>
-            <w:textAlignment w:val="baseline"/>
           </w:pPr>
           <w:r>
             <w:fldChar w:fldCharType="begin"/>
           </w:r>
           <w:r>
-            <w:instrText xml:space="preserve"> HYPERLINK \l _Toc29559 </w:instrText>
+            <w:instrText xml:space="preserve"> HYPERLINK \l _Toc30855 </w:instrText>
           </w:r>
           <w:r>
             <w:fldChar w:fldCharType="separate"/>
@@ -6058,13 +5393,13 @@
             <w:fldChar w:fldCharType="begin"/>
           </w:r>
           <w:r>
-            <w:instrText xml:space="preserve"> PAGEREF _Toc29559 \h </w:instrText>
+            <w:instrText xml:space="preserve"> PAGEREF _Toc30855 \h </w:instrText>
           </w:r>
           <w:r>
             <w:fldChar w:fldCharType="separate"/>
           </w:r>
           <w:r>
-            <w:t>28</w:t>
+            <w:t>27</w:t>
           </w:r>
           <w:r>
             <w:fldChar w:fldCharType="end"/>
@@ -6076,29 +5411,15 @@
         <w:p>
           <w:pPr>
             <w:pStyle w:val="14"/>
-            <w:keepNext w:val="0"/>
-            <w:keepLines w:val="0"/>
-            <w:pageBreakBefore w:val="0"/>
-            <w:widowControl w:val="0"/>
             <w:tabs>
               <w:tab w:val="right" w:leader="dot" w:pos="8306"/>
             </w:tabs>
-            <w:kinsoku w:val="0"/>
-            <w:wordWrap/>
-            <w:overflowPunct/>
-            <w:topLinePunct w:val="0"/>
-            <w:autoSpaceDE w:val="0"/>
-            <w:autoSpaceDN w:val="0"/>
-            <w:bidi w:val="0"/>
-            <w:adjustRightInd w:val="0"/>
-            <w:snapToGrid w:val="0"/>
-            <w:textAlignment w:val="baseline"/>
           </w:pPr>
           <w:r>
             <w:fldChar w:fldCharType="begin"/>
           </w:r>
           <w:r>
-            <w:instrText xml:space="preserve"> HYPERLINK \l _Toc4354 </w:instrText>
+            <w:instrText xml:space="preserve"> HYPERLINK \l _Toc21553 </w:instrText>
           </w:r>
           <w:r>
             <w:fldChar w:fldCharType="separate"/>
@@ -6124,13 +5445,13 @@
             <w:fldChar w:fldCharType="begin"/>
           </w:r>
           <w:r>
-            <w:instrText xml:space="preserve"> PAGEREF _Toc4354 \h </w:instrText>
+            <w:instrText xml:space="preserve"> PAGEREF _Toc21553 \h </w:instrText>
           </w:r>
           <w:r>
             <w:fldChar w:fldCharType="separate"/>
           </w:r>
           <w:r>
-            <w:t>29</w:t>
+            <w:t>27</w:t>
           </w:r>
           <w:r>
             <w:fldChar w:fldCharType="end"/>
@@ -6142,29 +5463,15 @@
         <w:p>
           <w:pPr>
             <w:pStyle w:val="14"/>
-            <w:keepNext w:val="0"/>
-            <w:keepLines w:val="0"/>
-            <w:pageBreakBefore w:val="0"/>
-            <w:widowControl w:val="0"/>
             <w:tabs>
               <w:tab w:val="right" w:leader="dot" w:pos="8306"/>
             </w:tabs>
-            <w:kinsoku w:val="0"/>
-            <w:wordWrap/>
-            <w:overflowPunct/>
-            <w:topLinePunct w:val="0"/>
-            <w:autoSpaceDE w:val="0"/>
-            <w:autoSpaceDN w:val="0"/>
-            <w:bidi w:val="0"/>
-            <w:adjustRightInd w:val="0"/>
-            <w:snapToGrid w:val="0"/>
-            <w:textAlignment w:val="baseline"/>
           </w:pPr>
           <w:r>
             <w:fldChar w:fldCharType="begin"/>
           </w:r>
           <w:r>
-            <w:instrText xml:space="preserve"> HYPERLINK \l _Toc8076 </w:instrText>
+            <w:instrText xml:space="preserve"> HYPERLINK \l _Toc2919 </w:instrText>
           </w:r>
           <w:r>
             <w:fldChar w:fldCharType="separate"/>
@@ -6190,13 +5497,13 @@
             <w:fldChar w:fldCharType="begin"/>
           </w:r>
           <w:r>
-            <w:instrText xml:space="preserve"> PAGEREF _Toc8076 \h </w:instrText>
+            <w:instrText xml:space="preserve"> PAGEREF _Toc2919 \h </w:instrText>
           </w:r>
           <w:r>
             <w:fldChar w:fldCharType="separate"/>
           </w:r>
           <w:r>
-            <w:t>29</w:t>
+            <w:t>27</w:t>
           </w:r>
           <w:r>
             <w:fldChar w:fldCharType="end"/>
@@ -6208,29 +5515,15 @@
         <w:p>
           <w:pPr>
             <w:pStyle w:val="14"/>
-            <w:keepNext w:val="0"/>
-            <w:keepLines w:val="0"/>
-            <w:pageBreakBefore w:val="0"/>
-            <w:widowControl w:val="0"/>
             <w:tabs>
               <w:tab w:val="right" w:leader="dot" w:pos="8306"/>
             </w:tabs>
-            <w:kinsoku w:val="0"/>
-            <w:wordWrap/>
-            <w:overflowPunct/>
-            <w:topLinePunct w:val="0"/>
-            <w:autoSpaceDE w:val="0"/>
-            <w:autoSpaceDN w:val="0"/>
-            <w:bidi w:val="0"/>
-            <w:adjustRightInd w:val="0"/>
-            <w:snapToGrid w:val="0"/>
-            <w:textAlignment w:val="baseline"/>
           </w:pPr>
           <w:r>
             <w:fldChar w:fldCharType="begin"/>
           </w:r>
           <w:r>
-            <w:instrText xml:space="preserve"> HYPERLINK \l _Toc20892 </w:instrText>
+            <w:instrText xml:space="preserve"> HYPERLINK \l _Toc12202 </w:instrText>
           </w:r>
           <w:r>
             <w:fldChar w:fldCharType="separate"/>
@@ -6256,13 +5549,13 @@
             <w:fldChar w:fldCharType="begin"/>
           </w:r>
           <w:r>
-            <w:instrText xml:space="preserve"> PAGEREF _Toc20892 \h </w:instrText>
+            <w:instrText xml:space="preserve"> PAGEREF _Toc12202 \h </w:instrText>
           </w:r>
           <w:r>
             <w:fldChar w:fldCharType="separate"/>
           </w:r>
           <w:r>
-            <w:t>29</w:t>
+            <w:t>28</w:t>
           </w:r>
           <w:r>
             <w:fldChar w:fldCharType="end"/>
@@ -6274,29 +5567,15 @@
         <w:p>
           <w:pPr>
             <w:pStyle w:val="14"/>
-            <w:keepNext w:val="0"/>
-            <w:keepLines w:val="0"/>
-            <w:pageBreakBefore w:val="0"/>
-            <w:widowControl w:val="0"/>
             <w:tabs>
               <w:tab w:val="right" w:leader="dot" w:pos="8306"/>
             </w:tabs>
-            <w:kinsoku w:val="0"/>
-            <w:wordWrap/>
-            <w:overflowPunct/>
-            <w:topLinePunct w:val="0"/>
-            <w:autoSpaceDE w:val="0"/>
-            <w:autoSpaceDN w:val="0"/>
-            <w:bidi w:val="0"/>
-            <w:adjustRightInd w:val="0"/>
-            <w:snapToGrid w:val="0"/>
-            <w:textAlignment w:val="baseline"/>
           </w:pPr>
           <w:r>
             <w:fldChar w:fldCharType="begin"/>
           </w:r>
           <w:r>
-            <w:instrText xml:space="preserve"> HYPERLINK \l _Toc10449 </w:instrText>
+            <w:instrText xml:space="preserve"> HYPERLINK \l _Toc9310 </w:instrText>
           </w:r>
           <w:r>
             <w:fldChar w:fldCharType="separate"/>
@@ -6322,13 +5601,13 @@
             <w:fldChar w:fldCharType="begin"/>
           </w:r>
           <w:r>
-            <w:instrText xml:space="preserve"> PAGEREF _Toc10449 \h </w:instrText>
+            <w:instrText xml:space="preserve"> PAGEREF _Toc9310 \h </w:instrText>
           </w:r>
           <w:r>
             <w:fldChar w:fldCharType="separate"/>
           </w:r>
           <w:r>
-            <w:t>29</w:t>
+            <w:t>28</w:t>
           </w:r>
           <w:r>
             <w:fldChar w:fldCharType="end"/>
@@ -6340,29 +5619,15 @@
         <w:p>
           <w:pPr>
             <w:pStyle w:val="14"/>
-            <w:keepNext w:val="0"/>
-            <w:keepLines w:val="0"/>
-            <w:pageBreakBefore w:val="0"/>
-            <w:widowControl w:val="0"/>
             <w:tabs>
               <w:tab w:val="right" w:leader="dot" w:pos="8306"/>
             </w:tabs>
-            <w:kinsoku w:val="0"/>
-            <w:wordWrap/>
-            <w:overflowPunct/>
-            <w:topLinePunct w:val="0"/>
-            <w:autoSpaceDE w:val="0"/>
-            <w:autoSpaceDN w:val="0"/>
-            <w:bidi w:val="0"/>
-            <w:adjustRightInd w:val="0"/>
-            <w:snapToGrid w:val="0"/>
-            <w:textAlignment w:val="baseline"/>
           </w:pPr>
           <w:r>
             <w:fldChar w:fldCharType="begin"/>
           </w:r>
           <w:r>
-            <w:instrText xml:space="preserve"> HYPERLINK \l _Toc1974 </w:instrText>
+            <w:instrText xml:space="preserve"> HYPERLINK \l _Toc9272 </w:instrText>
           </w:r>
           <w:r>
             <w:fldChar w:fldCharType="separate"/>
@@ -6388,13 +5653,13 @@
             <w:fldChar w:fldCharType="begin"/>
           </w:r>
           <w:r>
-            <w:instrText xml:space="preserve"> PAGEREF _Toc1974 \h </w:instrText>
+            <w:instrText xml:space="preserve"> PAGEREF _Toc9272 \h </w:instrText>
           </w:r>
           <w:r>
             <w:fldChar w:fldCharType="separate"/>
           </w:r>
           <w:r>
-            <w:t>29</w:t>
+            <w:t>28</w:t>
           </w:r>
           <w:r>
             <w:fldChar w:fldCharType="end"/>
@@ -6459,23 +5724,9 @@
     <w:p>
       <w:pPr>
         <w:pStyle w:val="18"/>
-        <w:keepNext w:val="0"/>
-        <w:keepLines w:val="0"/>
-        <w:pageBreakBefore w:val="0"/>
-        <w:widowControl w:val="0"/>
         <w:tabs>
           <w:tab w:val="right" w:leader="dot" w:pos="8306"/>
         </w:tabs>
-        <w:kinsoku w:val="0"/>
-        <w:wordWrap/>
-        <w:overflowPunct/>
-        <w:topLinePunct w:val="0"/>
-        <w:autoSpaceDE w:val="0"/>
-        <w:autoSpaceDN w:val="0"/>
-        <w:bidi w:val="0"/>
-        <w:adjustRightInd w:val="0"/>
-        <w:snapToGrid w:val="0"/>
-        <w:textAlignment w:val="baseline"/>
       </w:pPr>
       <w:r>
         <w:fldChar w:fldCharType="begin"/>
@@ -6490,7 +5741,7 @@
         <w:fldChar w:fldCharType="begin"/>
       </w:r>
       <w:r>
-        <w:instrText xml:space="preserve"> HYPERLINK \l _Toc21311 </w:instrText>
+        <w:instrText xml:space="preserve"> HYPERLINK \l _Toc22983 </w:instrText>
       </w:r>
       <w:r>
         <w:fldChar w:fldCharType="separate"/>
@@ -6533,13 +5784,13 @@
         <w:fldChar w:fldCharType="begin"/>
       </w:r>
       <w:r>
-        <w:instrText xml:space="preserve"> PAGEREF _Toc21311 \h </w:instrText>
+        <w:instrText xml:space="preserve"> PAGEREF _Toc22983 \h </w:instrText>
       </w:r>
       <w:r>
         <w:fldChar w:fldCharType="separate"/>
       </w:r>
       <w:r>
-        <w:t>8</w:t>
+        <w:t>7</w:t>
       </w:r>
       <w:r>
         <w:fldChar w:fldCharType="end"/>
@@ -6551,29 +5802,15 @@
     <w:p>
       <w:pPr>
         <w:pStyle w:val="18"/>
-        <w:keepNext w:val="0"/>
-        <w:keepLines w:val="0"/>
-        <w:pageBreakBefore w:val="0"/>
-        <w:widowControl w:val="0"/>
         <w:tabs>
           <w:tab w:val="right" w:leader="dot" w:pos="8306"/>
         </w:tabs>
-        <w:kinsoku w:val="0"/>
-        <w:wordWrap/>
-        <w:overflowPunct/>
-        <w:topLinePunct w:val="0"/>
-        <w:autoSpaceDE w:val="0"/>
-        <w:autoSpaceDN w:val="0"/>
-        <w:bidi w:val="0"/>
-        <w:adjustRightInd w:val="0"/>
-        <w:snapToGrid w:val="0"/>
-        <w:textAlignment w:val="baseline"/>
       </w:pPr>
       <w:r>
         <w:fldChar w:fldCharType="begin"/>
       </w:r>
       <w:r>
-        <w:instrText xml:space="preserve"> HYPERLINK \l _Toc12641 </w:instrText>
+        <w:instrText xml:space="preserve"> HYPERLINK \l _Toc23958 </w:instrText>
       </w:r>
       <w:r>
         <w:fldChar w:fldCharType="separate"/>
@@ -6616,13 +5853,13 @@
         <w:fldChar w:fldCharType="begin"/>
       </w:r>
       <w:r>
-        <w:instrText xml:space="preserve"> PAGEREF _Toc12641 \h </w:instrText>
+        <w:instrText xml:space="preserve"> PAGEREF _Toc23958 \h </w:instrText>
       </w:r>
       <w:r>
         <w:fldChar w:fldCharType="separate"/>
       </w:r>
       <w:r>
-        <w:t>9</w:t>
+        <w:t>7</w:t>
       </w:r>
       <w:r>
         <w:fldChar w:fldCharType="end"/>
@@ -6634,29 +5871,15 @@
     <w:p>
       <w:pPr>
         <w:pStyle w:val="18"/>
-        <w:keepNext w:val="0"/>
-        <w:keepLines w:val="0"/>
-        <w:pageBreakBefore w:val="0"/>
-        <w:widowControl w:val="0"/>
         <w:tabs>
           <w:tab w:val="right" w:leader="dot" w:pos="8306"/>
         </w:tabs>
-        <w:kinsoku w:val="0"/>
-        <w:wordWrap/>
-        <w:overflowPunct/>
-        <w:topLinePunct w:val="0"/>
-        <w:autoSpaceDE w:val="0"/>
-        <w:autoSpaceDN w:val="0"/>
-        <w:bidi w:val="0"/>
-        <w:adjustRightInd w:val="0"/>
-        <w:snapToGrid w:val="0"/>
-        <w:textAlignment w:val="baseline"/>
       </w:pPr>
       <w:r>
         <w:fldChar w:fldCharType="begin"/>
       </w:r>
       <w:r>
-        <w:instrText xml:space="preserve"> HYPERLINK \l _Toc28631 </w:instrText>
+        <w:instrText xml:space="preserve"> HYPERLINK \l _Toc4406 </w:instrText>
       </w:r>
       <w:r>
         <w:fldChar w:fldCharType="separate"/>
@@ -6699,13 +5922,13 @@
         <w:fldChar w:fldCharType="begin"/>
       </w:r>
       <w:r>
-        <w:instrText xml:space="preserve"> PAGEREF _Toc28631 \h </w:instrText>
+        <w:instrText xml:space="preserve"> PAGEREF _Toc4406 \h </w:instrText>
       </w:r>
       <w:r>
         <w:fldChar w:fldCharType="separate"/>
       </w:r>
       <w:r>
-        <w:t>10</w:t>
+        <w:t>9</w:t>
       </w:r>
       <w:r>
         <w:fldChar w:fldCharType="end"/>
@@ -6717,29 +5940,15 @@
     <w:p>
       <w:pPr>
         <w:pStyle w:val="18"/>
-        <w:keepNext w:val="0"/>
-        <w:keepLines w:val="0"/>
-        <w:pageBreakBefore w:val="0"/>
-        <w:widowControl w:val="0"/>
         <w:tabs>
           <w:tab w:val="right" w:leader="dot" w:pos="8306"/>
         </w:tabs>
-        <w:kinsoku w:val="0"/>
-        <w:wordWrap/>
-        <w:overflowPunct/>
-        <w:topLinePunct w:val="0"/>
-        <w:autoSpaceDE w:val="0"/>
-        <w:autoSpaceDN w:val="0"/>
-        <w:bidi w:val="0"/>
-        <w:adjustRightInd w:val="0"/>
-        <w:snapToGrid w:val="0"/>
-        <w:textAlignment w:val="baseline"/>
       </w:pPr>
       <w:r>
         <w:fldChar w:fldCharType="begin"/>
       </w:r>
       <w:r>
-        <w:instrText xml:space="preserve"> HYPERLINK \l _Toc18978 </w:instrText>
+        <w:instrText xml:space="preserve"> HYPERLINK \l _Toc28815 </w:instrText>
       </w:r>
       <w:r>
         <w:fldChar w:fldCharType="separate"/>
@@ -6782,13 +5991,13 @@
         <w:fldChar w:fldCharType="begin"/>
       </w:r>
       <w:r>
-        <w:instrText xml:space="preserve"> PAGEREF _Toc18978 \h </w:instrText>
+        <w:instrText xml:space="preserve"> PAGEREF _Toc28815 \h </w:instrText>
       </w:r>
       <w:r>
         <w:fldChar w:fldCharType="separate"/>
       </w:r>
       <w:r>
-        <w:t>12</w:t>
+        <w:t>11</w:t>
       </w:r>
       <w:r>
         <w:fldChar w:fldCharType="end"/>
@@ -6800,29 +6009,15 @@
     <w:p>
       <w:pPr>
         <w:pStyle w:val="18"/>
-        <w:keepNext w:val="0"/>
-        <w:keepLines w:val="0"/>
-        <w:pageBreakBefore w:val="0"/>
-        <w:widowControl w:val="0"/>
         <w:tabs>
           <w:tab w:val="right" w:leader="dot" w:pos="8306"/>
         </w:tabs>
-        <w:kinsoku w:val="0"/>
-        <w:wordWrap/>
-        <w:overflowPunct/>
-        <w:topLinePunct w:val="0"/>
-        <w:autoSpaceDE w:val="0"/>
-        <w:autoSpaceDN w:val="0"/>
-        <w:bidi w:val="0"/>
-        <w:adjustRightInd w:val="0"/>
-        <w:snapToGrid w:val="0"/>
-        <w:textAlignment w:val="baseline"/>
       </w:pPr>
       <w:r>
         <w:fldChar w:fldCharType="begin"/>
       </w:r>
       <w:r>
-        <w:instrText xml:space="preserve"> HYPERLINK \l _Toc4747 </w:instrText>
+        <w:instrText xml:space="preserve"> HYPERLINK \l _Toc21934 </w:instrText>
       </w:r>
       <w:r>
         <w:fldChar w:fldCharType="separate"/>
@@ -6865,13 +6060,13 @@
         <w:fldChar w:fldCharType="begin"/>
       </w:r>
       <w:r>
-        <w:instrText xml:space="preserve"> PAGEREF _Toc4747 \h </w:instrText>
+        <w:instrText xml:space="preserve"> PAGEREF _Toc21934 \h </w:instrText>
       </w:r>
       <w:r>
         <w:fldChar w:fldCharType="separate"/>
       </w:r>
       <w:r>
-        <w:t>12</w:t>
+        <w:t>11</w:t>
       </w:r>
       <w:r>
         <w:fldChar w:fldCharType="end"/>
@@ -6883,29 +6078,15 @@
     <w:p>
       <w:pPr>
         <w:pStyle w:val="18"/>
-        <w:keepNext w:val="0"/>
-        <w:keepLines w:val="0"/>
-        <w:pageBreakBefore w:val="0"/>
-        <w:widowControl w:val="0"/>
         <w:tabs>
           <w:tab w:val="right" w:leader="dot" w:pos="8306"/>
         </w:tabs>
-        <w:kinsoku w:val="0"/>
-        <w:wordWrap/>
-        <w:overflowPunct/>
-        <w:topLinePunct w:val="0"/>
-        <w:autoSpaceDE w:val="0"/>
-        <w:autoSpaceDN w:val="0"/>
-        <w:bidi w:val="0"/>
-        <w:adjustRightInd w:val="0"/>
-        <w:snapToGrid w:val="0"/>
-        <w:textAlignment w:val="baseline"/>
       </w:pPr>
       <w:r>
         <w:fldChar w:fldCharType="begin"/>
       </w:r>
       <w:r>
-        <w:instrText xml:space="preserve"> HYPERLINK \l _Toc24180 </w:instrText>
+        <w:instrText xml:space="preserve"> HYPERLINK \l _Toc251 </w:instrText>
       </w:r>
       <w:r>
         <w:fldChar w:fldCharType="separate"/>
@@ -6948,13 +6129,13 @@
         <w:fldChar w:fldCharType="begin"/>
       </w:r>
       <w:r>
-        <w:instrText xml:space="preserve"> PAGEREF _Toc24180 \h </w:instrText>
+        <w:instrText xml:space="preserve"> PAGEREF _Toc251 \h </w:instrText>
       </w:r>
       <w:r>
         <w:fldChar w:fldCharType="separate"/>
       </w:r>
       <w:r>
-        <w:t>13</w:t>
+        <w:t>12</w:t>
       </w:r>
       <w:r>
         <w:fldChar w:fldCharType="end"/>
@@ -6966,29 +6147,15 @@
     <w:p>
       <w:pPr>
         <w:pStyle w:val="18"/>
-        <w:keepNext w:val="0"/>
-        <w:keepLines w:val="0"/>
-        <w:pageBreakBefore w:val="0"/>
-        <w:widowControl w:val="0"/>
         <w:tabs>
           <w:tab w:val="right" w:leader="dot" w:pos="8306"/>
         </w:tabs>
-        <w:kinsoku w:val="0"/>
-        <w:wordWrap/>
-        <w:overflowPunct/>
-        <w:topLinePunct w:val="0"/>
-        <w:autoSpaceDE w:val="0"/>
-        <w:autoSpaceDN w:val="0"/>
-        <w:bidi w:val="0"/>
-        <w:adjustRightInd w:val="0"/>
-        <w:snapToGrid w:val="0"/>
-        <w:textAlignment w:val="baseline"/>
       </w:pPr>
       <w:r>
         <w:fldChar w:fldCharType="begin"/>
       </w:r>
       <w:r>
-        <w:instrText xml:space="preserve"> HYPERLINK \l _Toc18028 </w:instrText>
+        <w:instrText xml:space="preserve"> HYPERLINK \l _Toc7258 </w:instrText>
       </w:r>
       <w:r>
         <w:fldChar w:fldCharType="separate"/>
@@ -7022,7 +6189,7 @@
           <w:rFonts w:hint="eastAsia"/>
           <w:lang w:val="en-US" w:eastAsia="zh-CN"/>
         </w:rPr>
-        <w:t xml:space="preserve"> 2026年度人员技能评定周期表</w:t>
+        <w:t xml:space="preserve"> 2026年度人员能力评定周期表</w:t>
       </w:r>
       <w:r>
         <w:tab/>
@@ -7031,13 +6198,13 @@
         <w:fldChar w:fldCharType="begin"/>
       </w:r>
       <w:r>
-        <w:instrText xml:space="preserve"> PAGEREF _Toc18028 \h </w:instrText>
+        <w:instrText xml:space="preserve"> PAGEREF _Toc7258 \h </w:instrText>
       </w:r>
       <w:r>
         <w:fldChar w:fldCharType="separate"/>
       </w:r>
       <w:r>
-        <w:t>13</w:t>
+        <w:t>12</w:t>
       </w:r>
       <w:r>
         <w:fldChar w:fldCharType="end"/>
@@ -7049,29 +6216,15 @@
     <w:p>
       <w:pPr>
         <w:pStyle w:val="18"/>
-        <w:keepNext w:val="0"/>
-        <w:keepLines w:val="0"/>
-        <w:pageBreakBefore w:val="0"/>
-        <w:widowControl w:val="0"/>
         <w:tabs>
           <w:tab w:val="right" w:leader="dot" w:pos="8306"/>
         </w:tabs>
-        <w:kinsoku w:val="0"/>
-        <w:wordWrap/>
-        <w:overflowPunct/>
-        <w:topLinePunct w:val="0"/>
-        <w:autoSpaceDE w:val="0"/>
-        <w:autoSpaceDN w:val="0"/>
-        <w:bidi w:val="0"/>
-        <w:adjustRightInd w:val="0"/>
-        <w:snapToGrid w:val="0"/>
-        <w:textAlignment w:val="baseline"/>
       </w:pPr>
       <w:r>
         <w:fldChar w:fldCharType="begin"/>
       </w:r>
       <w:r>
-        <w:instrText xml:space="preserve"> HYPERLINK \l _Toc24466 </w:instrText>
+        <w:instrText xml:space="preserve"> HYPERLINK \l _Toc22530 </w:instrText>
       </w:r>
       <w:r>
         <w:fldChar w:fldCharType="separate"/>
@@ -7114,13 +6267,13 @@
         <w:fldChar w:fldCharType="begin"/>
       </w:r>
       <w:r>
-        <w:instrText xml:space="preserve"> PAGEREF _Toc24466 \h </w:instrText>
+        <w:instrText xml:space="preserve"> PAGEREF _Toc22530 \h </w:instrText>
       </w:r>
       <w:r>
         <w:fldChar w:fldCharType="separate"/>
       </w:r>
       <w:r>
-        <w:t>14</w:t>
+        <w:t>12</w:t>
       </w:r>
       <w:r>
         <w:fldChar w:fldCharType="end"/>
@@ -7132,29 +6285,15 @@
     <w:p>
       <w:pPr>
         <w:pStyle w:val="18"/>
-        <w:keepNext w:val="0"/>
-        <w:keepLines w:val="0"/>
-        <w:pageBreakBefore w:val="0"/>
-        <w:widowControl w:val="0"/>
         <w:tabs>
           <w:tab w:val="right" w:leader="dot" w:pos="8306"/>
         </w:tabs>
-        <w:kinsoku w:val="0"/>
-        <w:wordWrap/>
-        <w:overflowPunct/>
-        <w:topLinePunct w:val="0"/>
-        <w:autoSpaceDE w:val="0"/>
-        <w:autoSpaceDN w:val="0"/>
-        <w:bidi w:val="0"/>
-        <w:adjustRightInd w:val="0"/>
-        <w:snapToGrid w:val="0"/>
-        <w:textAlignment w:val="baseline"/>
       </w:pPr>
       <w:r>
         <w:fldChar w:fldCharType="begin"/>
       </w:r>
       <w:r>
-        <w:instrText xml:space="preserve"> HYPERLINK \l _Toc326 </w:instrText>
+        <w:instrText xml:space="preserve"> HYPERLINK \l _Toc30538 </w:instrText>
       </w:r>
       <w:r>
         <w:fldChar w:fldCharType="separate"/>
@@ -7197,13 +6336,13 @@
         <w:fldChar w:fldCharType="begin"/>
       </w:r>
       <w:r>
-        <w:instrText xml:space="preserve"> PAGEREF _Toc326 \h </w:instrText>
+        <w:instrText xml:space="preserve"> PAGEREF _Toc30538 \h </w:instrText>
       </w:r>
       <w:r>
         <w:fldChar w:fldCharType="separate"/>
       </w:r>
       <w:r>
-        <w:t>14</w:t>
+        <w:t>13</w:t>
       </w:r>
       <w:r>
         <w:fldChar w:fldCharType="end"/>
@@ -7215,29 +6354,15 @@
     <w:p>
       <w:pPr>
         <w:pStyle w:val="18"/>
-        <w:keepNext w:val="0"/>
-        <w:keepLines w:val="0"/>
-        <w:pageBreakBefore w:val="0"/>
-        <w:widowControl w:val="0"/>
         <w:tabs>
           <w:tab w:val="right" w:leader="dot" w:pos="8306"/>
         </w:tabs>
-        <w:kinsoku w:val="0"/>
-        <w:wordWrap/>
-        <w:overflowPunct/>
-        <w:topLinePunct w:val="0"/>
-        <w:autoSpaceDE w:val="0"/>
-        <w:autoSpaceDN w:val="0"/>
-        <w:bidi w:val="0"/>
-        <w:adjustRightInd w:val="0"/>
-        <w:snapToGrid w:val="0"/>
-        <w:textAlignment w:val="baseline"/>
       </w:pPr>
       <w:r>
         <w:fldChar w:fldCharType="begin"/>
       </w:r>
       <w:r>
-        <w:instrText xml:space="preserve"> HYPERLINK \l _Toc16703 </w:instrText>
+        <w:instrText xml:space="preserve"> HYPERLINK \l _Toc5321 </w:instrText>
       </w:r>
       <w:r>
         <w:fldChar w:fldCharType="separate"/>
@@ -7280,13 +6405,13 @@
         <w:fldChar w:fldCharType="begin"/>
       </w:r>
       <w:r>
-        <w:instrText xml:space="preserve"> PAGEREF _Toc16703 \h </w:instrText>
+        <w:instrText xml:space="preserve"> PAGEREF _Toc5321 \h </w:instrText>
       </w:r>
       <w:r>
         <w:fldChar w:fldCharType="separate"/>
       </w:r>
       <w:r>
-        <w:t>14</w:t>
+        <w:t>13</w:t>
       </w:r>
       <w:r>
         <w:fldChar w:fldCharType="end"/>
@@ -7357,7 +6482,7 @@
           <w:lang w:val="en-US" w:eastAsia="zh-CN"/>
         </w:rPr>
       </w:pPr>
-      <w:bookmarkStart w:id="1" w:name="_Toc6885"/>
+      <w:bookmarkStart w:id="1" w:name="_Toc20422"/>
       <w:r>
         <w:rPr>
           <w:rFonts w:hint="default"/>
@@ -7419,7 +6544,7 @@
           <w:lang w:val="en-US" w:eastAsia="zh-CN"/>
         </w:rPr>
       </w:pPr>
-      <w:bookmarkStart w:id="2" w:name="_Toc928"/>
+      <w:bookmarkStart w:id="2" w:name="_Toc24691"/>
       <w:r>
         <w:rPr>
           <w:rFonts w:hint="default"/>
@@ -7516,7 +6641,7 @@
           <w:rFonts w:hint="default"/>
           <w:lang w:val="en-US" w:eastAsia="zh-CN"/>
         </w:rPr>
-        <w:t>已配备iTop运维管理平台和哈哈哈哈哈运维监控平台等工具</w:t>
+        <w:t>已配备iTop运维管理平台和运维监控平台等工具</w:t>
       </w:r>
     </w:p>
     <w:p>
@@ -7571,7 +6696,7 @@
           <w:lang w:val="en-US" w:eastAsia="zh-CN"/>
         </w:rPr>
       </w:pPr>
-      <w:bookmarkStart w:id="3" w:name="_Toc24875"/>
+      <w:bookmarkStart w:id="3" w:name="_Toc26417"/>
       <w:r>
         <w:rPr>
           <w:rFonts w:hint="default"/>
@@ -7730,7 +6855,7 @@
           <w:lang w:val="en-US" w:eastAsia="zh-CN"/>
         </w:rPr>
       </w:pPr>
-      <w:bookmarkStart w:id="4" w:name="_Toc962"/>
+      <w:bookmarkStart w:id="4" w:name="_Toc28569"/>
       <w:r>
         <w:rPr>
           <w:rFonts w:hint="default"/>
@@ -7762,7 +6887,7 @@
           <w:lang w:val="en-US" w:eastAsia="zh-CN"/>
         </w:rPr>
       </w:pPr>
-      <w:bookmarkStart w:id="5" w:name="_Toc8971"/>
+      <w:bookmarkStart w:id="5" w:name="_Toc27566"/>
       <w:r>
         <w:rPr>
           <w:rFonts w:hint="default"/>
@@ -7873,7 +6998,7 @@
           <w:rFonts w:hint="default"/>
           <w:lang w:val="en-US" w:eastAsia="zh-CN"/>
         </w:rPr>
-        <w:t>工具支撑有力：已部署iTop运维管理平台和哈哈哈哈哈运维监控平台，实现运维流程的数字化管理</w:t>
+        <w:t>工具支撑有力：已部署iTop运维管理平台和运维监控平台，实现运维流程的数字化管理</w:t>
       </w:r>
     </w:p>
     <w:p>
@@ -7928,7 +7053,7 @@
           <w:lang w:val="en-US" w:eastAsia="zh-CN"/>
         </w:rPr>
       </w:pPr>
-      <w:bookmarkStart w:id="6" w:name="_Toc17913"/>
+      <w:bookmarkStart w:id="6" w:name="_Toc13815"/>
       <w:r>
         <w:rPr>
           <w:rFonts w:hint="default"/>
@@ -7936,14 +7061,14 @@
         </w:rPr>
         <w:t>开展运维服务的</w:t>
       </w:r>
+      <w:r>
+        <w:rPr>
+          <w:rFonts w:hint="eastAsia"/>
+          <w:lang w:val="en-US" w:eastAsia="zh-CN"/>
+        </w:rPr>
+        <w:t>重点工作</w:t>
+      </w:r>
       <w:bookmarkEnd w:id="6"/>
-      <w:r>
-        <w:rPr>
-          <w:rFonts w:hint="eastAsia"/>
-          <w:lang w:val="en-US" w:eastAsia="zh-CN"/>
-        </w:rPr>
-        <w:t>重点工作</w:t>
-      </w:r>
     </w:p>
     <w:p>
       <w:pPr>
@@ -7967,7 +7092,7 @@
           <w:lang w:val="en-US" w:eastAsia="zh-CN"/>
         </w:rPr>
       </w:pPr>
-      <w:bookmarkStart w:id="7" w:name="_Toc22785"/>
+      <w:bookmarkStart w:id="7" w:name="_Toc24623"/>
       <w:r>
         <w:rPr>
           <w:rFonts w:hint="default"/>
@@ -8103,7 +7228,7 @@
           <w:lang w:val="en-US" w:eastAsia="zh-CN"/>
         </w:rPr>
       </w:pPr>
-      <w:bookmarkStart w:id="8" w:name="_Toc29153"/>
+      <w:bookmarkStart w:id="8" w:name="_Toc14397"/>
       <w:r>
         <w:rPr>
           <w:rFonts w:hint="default"/>
@@ -8232,7 +7357,7 @@
           <w:lang w:val="en-US" w:eastAsia="zh-CN"/>
         </w:rPr>
       </w:pPr>
-      <w:bookmarkStart w:id="9" w:name="_Toc8455"/>
+      <w:bookmarkStart w:id="9" w:name="_Toc5669"/>
       <w:r>
         <w:rPr>
           <w:rFonts w:hint="default"/>
@@ -8331,7 +7456,7 @@
           <w:lang w:val="en-US" w:eastAsia="zh-CN"/>
         </w:rPr>
       </w:pPr>
-      <w:bookmarkStart w:id="10" w:name="_Toc5935"/>
+      <w:bookmarkStart w:id="10" w:name="_Toc19367"/>
       <w:r>
         <w:rPr>
           <w:rFonts w:hint="default"/>
@@ -8453,7 +7578,7 @@
           <w:lang w:val="en-US" w:eastAsia="zh-CN"/>
         </w:rPr>
       </w:pPr>
-      <w:bookmarkStart w:id="11" w:name="_Toc5916"/>
+      <w:bookmarkStart w:id="11" w:name="_Toc31007"/>
       <w:r>
         <w:rPr>
           <w:rFonts w:hint="default"/>
@@ -8529,7 +7654,7 @@
           <w:lang w:val="en-US" w:eastAsia="zh-CN"/>
         </w:rPr>
       </w:pPr>
-      <w:bookmarkStart w:id="12" w:name="_Toc26777"/>
+      <w:bookmarkStart w:id="12" w:name="_Toc5035"/>
       <w:r>
         <w:rPr>
           <w:rFonts w:hint="default"/>
@@ -8561,7 +7686,7 @@
           <w:lang w:val="en-US" w:eastAsia="zh-CN"/>
         </w:rPr>
       </w:pPr>
-      <w:bookmarkStart w:id="13" w:name="_Toc22274"/>
+      <w:bookmarkStart w:id="13" w:name="_Toc29786"/>
       <w:r>
         <w:rPr>
           <w:rFonts w:hint="eastAsia"/>
@@ -8735,7 +7860,7 @@
         </w:rPr>
         <w:fldChar w:fldCharType="end"/>
       </w:r>
-      <w:bookmarkStart w:id="14" w:name="_Toc21311"/>
+      <w:bookmarkStart w:id="14" w:name="_Toc22983"/>
       <w:r>
         <w:rPr>
           <w:rFonts w:hint="eastAsia"/>
@@ -11814,7 +10939,23 @@
           <w:rFonts w:hint="default"/>
           <w:lang w:val="en-US" w:eastAsia="zh-CN"/>
         </w:rPr>
-        <w:t>计划招聘人数) × 100%。目标值为 ≥ 80%，按季度进行考核，责任部门为人力部。</w:t>
+        <w:t xml:space="preserve">计划招聘人数) × 100%。目标值为 </w:t>
+      </w:r>
+      <w:r>
+        <w:rPr>
+          <w:rFonts w:hint="eastAsia"/>
+          <w:lang w:val="en-US" w:eastAsia="zh-CN"/>
+        </w:rPr>
+        <w:t>100</w:t>
+      </w:r>
+      <w:bookmarkStart w:id="64" w:name="_GoBack"/>
+      <w:bookmarkEnd w:id="64"/>
+      <w:r>
+        <w:rPr>
+          <w:rFonts w:hint="default"/>
+          <w:lang w:val="en-US" w:eastAsia="zh-CN"/>
+        </w:rPr>
+        <w:t>%，按季度进行考核，责任部门为人力部。</w:t>
       </w:r>
     </w:p>
     <w:p>
@@ -11839,7 +10980,7 @@
           <w:lang w:val="en-US" w:eastAsia="zh-CN"/>
         </w:rPr>
       </w:pPr>
-      <w:bookmarkStart w:id="15" w:name="_Toc7963"/>
+      <w:bookmarkStart w:id="15" w:name="_Toc13766"/>
       <w:r>
         <w:rPr>
           <w:rFonts w:hint="eastAsia"/>
@@ -12034,7 +11175,7 @@
         </w:rPr>
         <w:fldChar w:fldCharType="end"/>
       </w:r>
-      <w:bookmarkStart w:id="16" w:name="_Toc12641"/>
+      <w:bookmarkStart w:id="16" w:name="_Toc23958"/>
       <w:r>
         <w:rPr>
           <w:rFonts w:hint="eastAsia"/>
@@ -12522,7 +11663,6 @@
             <w:insideH w:val="none" w:color="auto" w:sz="0" w:space="0"/>
             <w:insideV w:val="none" w:color="auto" w:sz="0" w:space="0"/>
           </w:tblBorders>
-          <w:shd w:val="clear" w:color="auto" w:fill="auto"/>
           <w:tblCellMar>
             <w:top w:w="15" w:type="dxa"/>
             <w:left w:w="15" w:type="dxa"/>
@@ -12947,7 +12087,12 @@
             <w:insideH w:val="none" w:color="auto" w:sz="0" w:space="0"/>
             <w:insideV w:val="none" w:color="auto" w:sz="0" w:space="0"/>
           </w:tblBorders>
-          <w:shd w:val="clear" w:color="auto" w:fill="auto"/>
+          <w:tblCellMar>
+            <w:top w:w="15" w:type="dxa"/>
+            <w:left w:w="15" w:type="dxa"/>
+            <w:bottom w:w="15" w:type="dxa"/>
+            <w:right w:w="15" w:type="dxa"/>
+          </w:tblCellMar>
         </w:tblPrEx>
         <w:trPr>
           <w:trHeight w:val="0" w:hRule="atLeast"/>
@@ -13471,7 +12616,7 @@
           <w:lang w:val="en-US" w:eastAsia="zh-CN"/>
         </w:rPr>
       </w:pPr>
-      <w:bookmarkStart w:id="17" w:name="_Toc6400"/>
+      <w:bookmarkStart w:id="17" w:name="_Toc10694"/>
       <w:r>
         <w:rPr>
           <w:rFonts w:hint="eastAsia"/>
@@ -13734,7 +12879,7 @@
         </w:rPr>
         <w:fldChar w:fldCharType="end"/>
       </w:r>
-      <w:bookmarkStart w:id="18" w:name="_Toc28631"/>
+      <w:bookmarkStart w:id="18" w:name="_Toc4406"/>
       <w:r>
         <w:rPr>
           <w:rFonts w:hint="eastAsia"/>
@@ -15373,7 +14518,6 @@
             <w:insideH w:val="none" w:color="auto" w:sz="0" w:space="0"/>
             <w:insideV w:val="none" w:color="auto" w:sz="0" w:space="0"/>
           </w:tblBorders>
-          <w:shd w:val="clear" w:color="auto" w:fill="auto"/>
           <w:tblCellMar>
             <w:top w:w="15" w:type="dxa"/>
             <w:left w:w="15" w:type="dxa"/>
@@ -16121,7 +15265,6 @@
             <w:insideH w:val="none" w:color="auto" w:sz="0" w:space="0"/>
             <w:insideV w:val="none" w:color="auto" w:sz="0" w:space="0"/>
           </w:tblBorders>
-          <w:shd w:val="clear" w:color="auto" w:fill="auto"/>
           <w:tblCellMar>
             <w:top w:w="15" w:type="dxa"/>
             <w:left w:w="15" w:type="dxa"/>
@@ -17617,7 +16760,6 @@
             <w:insideH w:val="none" w:color="auto" w:sz="0" w:space="0"/>
             <w:insideV w:val="none" w:color="auto" w:sz="0" w:space="0"/>
           </w:tblBorders>
-          <w:shd w:val="clear" w:color="auto" w:fill="auto"/>
           <w:tblCellMar>
             <w:top w:w="15" w:type="dxa"/>
             <w:left w:w="15" w:type="dxa"/>
@@ -20609,7 +19751,6 @@
             <w:insideH w:val="none" w:color="auto" w:sz="0" w:space="0"/>
             <w:insideV w:val="none" w:color="auto" w:sz="0" w:space="0"/>
           </w:tblBorders>
-          <w:shd w:val="clear" w:color="auto" w:fill="auto"/>
           <w:tblCellMar>
             <w:top w:w="15" w:type="dxa"/>
             <w:left w:w="15" w:type="dxa"/>
@@ -21786,7 +20927,7 @@
                 <w:szCs w:val="22"/>
                 <w:lang w:val="en-US" w:eastAsia="zh-CN"/>
               </w:rPr>
-              <w:t>黄正宇</w:t>
+              <w:t>马璐艳</w:t>
             </w:r>
           </w:p>
         </w:tc>
@@ -22136,7 +21277,6 @@
             <w:insideH w:val="none" w:color="auto" w:sz="0" w:space="0"/>
             <w:insideV w:val="none" w:color="auto" w:sz="0" w:space="0"/>
           </w:tblBorders>
-          <w:shd w:val="clear" w:color="auto" w:fill="auto"/>
           <w:tblCellMar>
             <w:top w:w="15" w:type="dxa"/>
             <w:left w:w="15" w:type="dxa"/>
@@ -22949,7 +22089,6 @@
             <w:insideH w:val="none" w:color="auto" w:sz="0" w:space="0"/>
             <w:insideV w:val="none" w:color="auto" w:sz="0" w:space="0"/>
           </w:tblBorders>
-          <w:shd w:val="clear" w:color="auto" w:fill="auto"/>
           <w:tblCellMar>
             <w:top w:w="15" w:type="dxa"/>
             <w:left w:w="15" w:type="dxa"/>
@@ -23697,7 +22836,6 @@
             <w:insideH w:val="none" w:color="auto" w:sz="0" w:space="0"/>
             <w:insideV w:val="none" w:color="auto" w:sz="0" w:space="0"/>
           </w:tblBorders>
-          <w:shd w:val="clear" w:color="auto" w:fill="auto"/>
           <w:tblCellMar>
             <w:top w:w="15" w:type="dxa"/>
             <w:left w:w="15" w:type="dxa"/>
@@ -24445,7 +23583,6 @@
             <w:insideH w:val="none" w:color="auto" w:sz="0" w:space="0"/>
             <w:insideV w:val="none" w:color="auto" w:sz="0" w:space="0"/>
           </w:tblBorders>
-          <w:shd w:val="clear" w:color="auto" w:fill="auto"/>
           <w:tblCellMar>
             <w:top w:w="15" w:type="dxa"/>
             <w:left w:w="15" w:type="dxa"/>
@@ -25236,7 +24373,7 @@
         </w:rPr>
         <w:fldChar w:fldCharType="end"/>
       </w:r>
-      <w:bookmarkStart w:id="19" w:name="_Toc18978"/>
+      <w:bookmarkStart w:id="19" w:name="_Toc28815"/>
       <w:r>
         <w:rPr>
           <w:rFonts w:hint="eastAsia"/>
@@ -26947,7 +26084,7 @@
           <w:lang w:val="en-US" w:eastAsia="zh-CN"/>
         </w:rPr>
       </w:pPr>
-      <w:bookmarkStart w:id="20" w:name="_Toc20530"/>
+      <w:bookmarkStart w:id="20" w:name="_Toc15591"/>
       <w:r>
         <w:rPr>
           <w:rFonts w:hint="eastAsia"/>
@@ -27135,7 +26272,7 @@
         </w:rPr>
         <w:fldChar w:fldCharType="end"/>
       </w:r>
-      <w:bookmarkStart w:id="21" w:name="_Toc4747"/>
+      <w:bookmarkStart w:id="21" w:name="_Toc21934"/>
       <w:r>
         <w:rPr>
           <w:rFonts w:hint="eastAsia"/>
@@ -27185,6 +26322,12 @@
             <w:insideV w:val="none" w:color="auto" w:sz="0" w:space="0"/>
           </w:tblBorders>
           <w:shd w:val="clear" w:color="auto" w:fill="auto"/>
+          <w:tblCellMar>
+            <w:top w:w="15" w:type="dxa"/>
+            <w:left w:w="15" w:type="dxa"/>
+            <w:bottom w:w="15" w:type="dxa"/>
+            <w:right w:w="15" w:type="dxa"/>
+          </w:tblCellMar>
         </w:tblPrEx>
         <w:trPr>
           <w:trHeight w:val="0" w:hRule="atLeast"/>
@@ -27547,7 +26690,6 @@
             <w:insideH w:val="none" w:color="auto" w:sz="0" w:space="0"/>
             <w:insideV w:val="none" w:color="auto" w:sz="0" w:space="0"/>
           </w:tblBorders>
-          <w:shd w:val="clear" w:color="auto" w:fill="auto"/>
           <w:tblCellMar>
             <w:top w:w="15" w:type="dxa"/>
             <w:left w:w="15" w:type="dxa"/>
@@ -27905,7 +27047,6 @@
             <w:insideH w:val="none" w:color="auto" w:sz="0" w:space="0"/>
             <w:insideV w:val="none" w:color="auto" w:sz="0" w:space="0"/>
           </w:tblBorders>
-          <w:shd w:val="clear" w:color="auto" w:fill="auto"/>
           <w:tblCellMar>
             <w:top w:w="15" w:type="dxa"/>
             <w:left w:w="15" w:type="dxa"/>
@@ -28621,7 +27762,6 @@
             <w:insideH w:val="none" w:color="auto" w:sz="0" w:space="0"/>
             <w:insideV w:val="none" w:color="auto" w:sz="0" w:space="0"/>
           </w:tblBorders>
-          <w:shd w:val="clear" w:color="auto" w:fill="auto"/>
           <w:tblCellMar>
             <w:top w:w="15" w:type="dxa"/>
             <w:left w:w="15" w:type="dxa"/>
@@ -29052,7 +28192,7 @@
           <w:lang w:val="en-US" w:eastAsia="zh-CN"/>
         </w:rPr>
       </w:pPr>
-      <w:bookmarkStart w:id="22" w:name="_Toc10668"/>
+      <w:bookmarkStart w:id="22" w:name="_Toc11860"/>
       <w:r>
         <w:rPr>
           <w:rFonts w:hint="eastAsia"/>
@@ -29241,7 +28381,7 @@
         </w:rPr>
         <w:fldChar w:fldCharType="end"/>
       </w:r>
-      <w:bookmarkStart w:id="23" w:name="_Toc24180"/>
+      <w:bookmarkStart w:id="23" w:name="_Toc251"/>
       <w:r>
         <w:rPr>
           <w:rFonts w:hint="eastAsia"/>
@@ -30016,6 +29156,7 @@
             <w:insideH w:val="none" w:color="auto" w:sz="0" w:space="0"/>
             <w:insideV w:val="none" w:color="auto" w:sz="0" w:space="0"/>
           </w:tblBorders>
+          <w:shd w:val="clear" w:color="auto" w:fill="auto"/>
           <w:tblCellMar>
             <w:top w:w="15" w:type="dxa"/>
             <w:left w:w="15" w:type="dxa"/>
@@ -30835,7 +29976,7 @@
           <w:lang w:val="en-US" w:eastAsia="zh-CN"/>
         </w:rPr>
       </w:pPr>
-      <w:bookmarkStart w:id="24" w:name="_Toc5882"/>
+      <w:bookmarkStart w:id="24" w:name="_Toc12560"/>
       <w:r>
         <w:rPr>
           <w:rFonts w:hint="eastAsia"/>
@@ -31024,7 +30165,7 @@
         </w:rPr>
         <w:fldChar w:fldCharType="end"/>
       </w:r>
-      <w:bookmarkStart w:id="25" w:name="_Toc18028"/>
+      <w:bookmarkStart w:id="25" w:name="_Toc7258"/>
       <w:r>
         <w:rPr>
           <w:rFonts w:hint="eastAsia"/>
@@ -31442,7 +30583,6 @@
             <w:insideH w:val="none" w:color="auto" w:sz="0" w:space="0"/>
             <w:insideV w:val="none" w:color="auto" w:sz="0" w:space="0"/>
           </w:tblBorders>
-          <w:shd w:val="clear" w:color="auto" w:fill="auto"/>
           <w:tblCellMar>
             <w:top w:w="15" w:type="dxa"/>
             <w:left w:w="15" w:type="dxa"/>
@@ -31801,7 +30941,6 @@
             <w:insideH w:val="none" w:color="auto" w:sz="0" w:space="0"/>
             <w:insideV w:val="none" w:color="auto" w:sz="0" w:space="0"/>
           </w:tblBorders>
-          <w:shd w:val="clear" w:color="auto" w:fill="auto"/>
           <w:tblCellMar>
             <w:top w:w="15" w:type="dxa"/>
             <w:left w:w="15" w:type="dxa"/>
@@ -32159,7 +31298,6 @@
             <w:insideH w:val="none" w:color="auto" w:sz="0" w:space="0"/>
             <w:insideV w:val="none" w:color="auto" w:sz="0" w:space="0"/>
           </w:tblBorders>
-          <w:shd w:val="clear" w:color="auto" w:fill="auto"/>
           <w:tblCellMar>
             <w:top w:w="15" w:type="dxa"/>
             <w:left w:w="15" w:type="dxa"/>
@@ -32643,7 +31781,7 @@
         </w:rPr>
         <w:fldChar w:fldCharType="end"/>
       </w:r>
-      <w:bookmarkStart w:id="26" w:name="_Toc24466"/>
+      <w:bookmarkStart w:id="26" w:name="_Toc22530"/>
       <w:r>
         <w:rPr>
           <w:rFonts w:hint="eastAsia"/>
@@ -32690,6 +31828,7 @@
             <w:insideH w:val="none" w:color="auto" w:sz="0" w:space="0"/>
             <w:insideV w:val="none" w:color="auto" w:sz="0" w:space="0"/>
           </w:tblBorders>
+          <w:shd w:val="clear" w:color="auto" w:fill="auto"/>
           <w:tblCellMar>
             <w:top w:w="15" w:type="dxa"/>
             <w:left w:w="15" w:type="dxa"/>
@@ -32920,7 +32059,6 @@
             <w:insideH w:val="none" w:color="auto" w:sz="0" w:space="0"/>
             <w:insideV w:val="none" w:color="auto" w:sz="0" w:space="0"/>
           </w:tblBorders>
-          <w:shd w:val="clear" w:color="auto" w:fill="auto"/>
           <w:tblCellMar>
             <w:top w:w="15" w:type="dxa"/>
             <w:left w:w="15" w:type="dxa"/>
@@ -33144,7 +32282,6 @@
             <w:insideH w:val="none" w:color="auto" w:sz="0" w:space="0"/>
             <w:insideV w:val="none" w:color="auto" w:sz="0" w:space="0"/>
           </w:tblBorders>
-          <w:shd w:val="clear" w:color="auto" w:fill="auto"/>
           <w:tblCellMar>
             <w:top w:w="15" w:type="dxa"/>
             <w:left w:w="15" w:type="dxa"/>
@@ -33368,7 +32505,6 @@
             <w:insideH w:val="none" w:color="auto" w:sz="0" w:space="0"/>
             <w:insideV w:val="none" w:color="auto" w:sz="0" w:space="0"/>
           </w:tblBorders>
-          <w:shd w:val="clear" w:color="auto" w:fill="auto"/>
           <w:tblCellMar>
             <w:top w:w="15" w:type="dxa"/>
             <w:left w:w="15" w:type="dxa"/>
@@ -33592,7 +32728,6 @@
             <w:insideH w:val="none" w:color="auto" w:sz="0" w:space="0"/>
             <w:insideV w:val="none" w:color="auto" w:sz="0" w:space="0"/>
           </w:tblBorders>
-          <w:shd w:val="clear" w:color="auto" w:fill="auto"/>
           <w:tblCellMar>
             <w:top w:w="15" w:type="dxa"/>
             <w:left w:w="15" w:type="dxa"/>
@@ -33942,7 +33077,7 @@
         </w:rPr>
         <w:fldChar w:fldCharType="end"/>
       </w:r>
-      <w:bookmarkStart w:id="27" w:name="_Toc326"/>
+      <w:bookmarkStart w:id="27" w:name="_Toc30538"/>
       <w:r>
         <w:rPr>
           <w:rFonts w:hint="eastAsia"/>
@@ -34290,7 +33425,6 @@
             <w:insideH w:val="none" w:color="auto" w:sz="0" w:space="0"/>
             <w:insideV w:val="none" w:color="auto" w:sz="0" w:space="0"/>
           </w:tblBorders>
-          <w:shd w:val="clear" w:color="auto" w:fill="auto"/>
           <w:tblCellMar>
             <w:top w:w="15" w:type="dxa"/>
             <w:left w:w="15" w:type="dxa"/>
@@ -35161,7 +34295,6 @@
             <w:insideH w:val="none" w:color="auto" w:sz="0" w:space="0"/>
             <w:insideV w:val="none" w:color="auto" w:sz="0" w:space="0"/>
           </w:tblBorders>
-          <w:shd w:val="clear" w:color="auto" w:fill="auto"/>
           <w:tblCellMar>
             <w:top w:w="15" w:type="dxa"/>
             <w:left w:w="15" w:type="dxa"/>
@@ -35578,7 +34711,7 @@
         </w:rPr>
         <w:fldChar w:fldCharType="end"/>
       </w:r>
-      <w:bookmarkStart w:id="28" w:name="_Toc16703"/>
+      <w:bookmarkStart w:id="28" w:name="_Toc5321"/>
       <w:r>
         <w:rPr>
           <w:rFonts w:hint="eastAsia"/>
@@ -35624,6 +34757,7 @@
             <w:insideH w:val="none" w:color="auto" w:sz="0" w:space="0"/>
             <w:insideV w:val="none" w:color="auto" w:sz="0" w:space="0"/>
           </w:tblBorders>
+          <w:shd w:val="clear" w:color="auto" w:fill="auto"/>
           <w:tblCellMar>
             <w:top w:w="15" w:type="dxa"/>
             <w:left w:w="15" w:type="dxa"/>
@@ -35785,6 +34919,7 @@
             <w:insideH w:val="none" w:color="auto" w:sz="0" w:space="0"/>
             <w:insideV w:val="none" w:color="auto" w:sz="0" w:space="0"/>
           </w:tblBorders>
+          <w:shd w:val="clear" w:color="auto" w:fill="auto"/>
           <w:tblCellMar>
             <w:top w:w="15" w:type="dxa"/>
             <w:left w:w="15" w:type="dxa"/>
@@ -36499,7 +35634,7 @@
           <w:lang w:val="en-US" w:eastAsia="zh-CN"/>
         </w:rPr>
       </w:pPr>
-      <w:bookmarkStart w:id="29" w:name="_Toc15625"/>
+      <w:bookmarkStart w:id="29" w:name="_Toc23938"/>
       <w:r>
         <w:rPr>
           <w:rFonts w:hint="eastAsia"/>
@@ -36561,7 +35696,7 @@
           <w:lang w:val="en-US" w:eastAsia="zh-CN"/>
         </w:rPr>
       </w:pPr>
-      <w:bookmarkStart w:id="30" w:name="_Toc12131"/>
+      <w:bookmarkStart w:id="30" w:name="_Toc19749"/>
       <w:r>
         <w:rPr>
           <w:rFonts w:hint="default"/>
@@ -36598,7 +35733,7 @@
           <w:rFonts w:hint="default"/>
           <w:lang w:val="en-US" w:eastAsia="zh-CN"/>
         </w:rPr>
-        <w:t>根据《运维服务工具管理制度》，公司目前使用的运维工具主要包括iTop运维管理平台和哈哈哈哈哈运维监控平台。iTop平台集成了服务台、事件管理、问题管理、变更管理、配置管理、服务知识等功能模块，实现了运维流程的数字化管理；运维监控平台实现了对服务器、网络设备、数据库、应用性能等的全面监控。</w:t>
+        <w:t>根据《运维服务工具管理制度》，公司目前使用的运维工具主要包括iTop运维管理平台和运维监控平台。iTop平台集成了服务台、事件管理、问题管理、变更管理、配置管理、服务知识等功能模块，实现了运维流程的数字化管理；运维监控平台实现了对服务器、网络设备、数据库、应用性能等的全面监控。</w:t>
       </w:r>
     </w:p>
     <w:p>
@@ -36751,7 +35886,7 @@
           <w:lang w:val="en-US" w:eastAsia="zh-CN"/>
         </w:rPr>
       </w:pPr>
-      <w:bookmarkStart w:id="31" w:name="_Toc24438"/>
+      <w:bookmarkStart w:id="31" w:name="_Toc9862"/>
       <w:r>
         <w:rPr>
           <w:rFonts w:hint="default"/>
@@ -37124,7 +36259,7 @@
           <w:lang w:val="en-US" w:eastAsia="zh-CN"/>
         </w:rPr>
       </w:pPr>
-      <w:bookmarkStart w:id="32" w:name="_Toc23500"/>
+      <w:bookmarkStart w:id="32" w:name="_Toc19451"/>
       <w:r>
         <w:rPr>
           <w:rFonts w:hint="default"/>
@@ -37383,7 +36518,7 @@
           <w:lang w:val="en-US" w:eastAsia="zh-CN"/>
         </w:rPr>
       </w:pPr>
-      <w:bookmarkStart w:id="33" w:name="_Toc6983"/>
+      <w:bookmarkStart w:id="33" w:name="_Toc1920"/>
       <w:r>
         <w:rPr>
           <w:rFonts w:hint="default"/>
@@ -37677,7 +36812,7 @@
           <w:lang w:val="en-US" w:eastAsia="zh-CN"/>
         </w:rPr>
       </w:pPr>
-      <w:bookmarkStart w:id="34" w:name="_Toc28879"/>
+      <w:bookmarkStart w:id="34" w:name="_Toc20270"/>
       <w:r>
         <w:rPr>
           <w:rFonts w:hint="default"/>
@@ -37829,7 +36964,7 @@
           <w:lang w:val="en-US" w:eastAsia="zh-CN"/>
         </w:rPr>
       </w:pPr>
-      <w:bookmarkStart w:id="35" w:name="_Toc24577"/>
+      <w:bookmarkStart w:id="35" w:name="_Toc20387"/>
       <w:r>
         <w:rPr>
           <w:rFonts w:hint="default"/>
@@ -38237,7 +37372,7 @@
           <w:lang w:val="en-US" w:eastAsia="zh-CN"/>
         </w:rPr>
       </w:pPr>
-      <w:bookmarkStart w:id="36" w:name="_Toc32763"/>
+      <w:bookmarkStart w:id="36" w:name="_Toc13629"/>
       <w:r>
         <w:rPr>
           <w:rFonts w:hint="eastAsia"/>
@@ -38269,7 +37404,7 @@
           <w:lang w:val="en-US" w:eastAsia="zh-CN"/>
         </w:rPr>
       </w:pPr>
-      <w:bookmarkStart w:id="37" w:name="_Toc24716"/>
+      <w:bookmarkStart w:id="37" w:name="_Toc18223"/>
       <w:r>
         <w:rPr>
           <w:rFonts w:hint="default"/>
@@ -38375,7 +37510,7 @@
           <w:lang w:val="en-US" w:eastAsia="zh-CN"/>
         </w:rPr>
       </w:pPr>
-      <w:bookmarkStart w:id="38" w:name="_Toc8655"/>
+      <w:bookmarkStart w:id="38" w:name="_Toc8708"/>
       <w:r>
         <w:rPr>
           <w:rFonts w:hint="default"/>
@@ -38437,7 +37572,7 @@
           <w:lang w:val="en-US" w:eastAsia="zh-CN"/>
         </w:rPr>
       </w:pPr>
-      <w:bookmarkStart w:id="39" w:name="_Toc2006"/>
+      <w:bookmarkStart w:id="39" w:name="_Toc5299"/>
       <w:r>
         <w:rPr>
           <w:rFonts w:hint="eastAsia"/>
@@ -38470,12 +37605,7 @@
         </w:rPr>
       </w:pPr>
       <w:r>
-        <w:t>本次研发将依据《运维服务技术研发规划》系统推进，围绕需求细化、功能设计、迭代开发、测试上</w:t>
-      </w:r>
-      <w:bookmarkStart w:id="64" w:name="_GoBack"/>
-      <w:bookmarkEnd w:id="64"/>
-      <w:r>
-        <w:t>线及培训推广等关键阶段展开，确保开发成果能有效落地并服务于运维团队的实际工作。详细的任务排期、资源分配与技术方案请参见该规划文档。</w:t>
+        <w:t>本次研发将依据《运维服务技术研发规划》系统推进，围绕需求细化、功能设计、迭代开发、测试上线及培训推广等关键阶段展开，确保开发成果能有效落地并服务于运维团队的实际工作。详细的任务排期、资源分配与技术方案请参见该规划文档。</w:t>
       </w:r>
     </w:p>
     <w:p>
@@ -38500,7 +37630,7 @@
           <w:lang w:val="en-US" w:eastAsia="zh-CN"/>
         </w:rPr>
       </w:pPr>
-      <w:bookmarkStart w:id="40" w:name="_Toc8253"/>
+      <w:bookmarkStart w:id="40" w:name="_Toc21390"/>
       <w:r>
         <w:rPr>
           <w:rFonts w:hint="eastAsia"/>
@@ -38562,7 +37692,7 @@
           <w:lang w:val="en-US" w:eastAsia="zh-CN"/>
         </w:rPr>
       </w:pPr>
-      <w:bookmarkStart w:id="41" w:name="_Toc24514"/>
+      <w:bookmarkStart w:id="41" w:name="_Toc12533"/>
       <w:r>
         <w:rPr>
           <w:rFonts w:hint="eastAsia"/>
@@ -38714,7 +37844,7 @@
           <w:lang w:val="en-US" w:eastAsia="zh-CN"/>
         </w:rPr>
       </w:pPr>
-      <w:bookmarkStart w:id="42" w:name="_Toc3698"/>
+      <w:bookmarkStart w:id="42" w:name="_Toc28361"/>
       <w:r>
         <w:rPr>
           <w:rFonts w:hint="eastAsia"/>
@@ -38966,7 +38096,7 @@
           <w:lang w:val="en-US" w:eastAsia="zh-CN"/>
         </w:rPr>
       </w:pPr>
-      <w:bookmarkStart w:id="43" w:name="_Toc25687"/>
+      <w:bookmarkStart w:id="43" w:name="_Toc1895"/>
       <w:r>
         <w:rPr>
           <w:rFonts w:hint="eastAsia"/>
@@ -39218,7 +38348,7 @@
           <w:lang w:val="en-US" w:eastAsia="zh-CN"/>
         </w:rPr>
       </w:pPr>
-      <w:bookmarkStart w:id="44" w:name="_Toc32699"/>
+      <w:bookmarkStart w:id="44" w:name="_Toc2735"/>
       <w:r>
         <w:rPr>
           <w:rFonts w:hint="eastAsia"/>
@@ -39470,7 +38600,7 @@
           <w:lang w:val="en-US" w:eastAsia="zh-CN"/>
         </w:rPr>
       </w:pPr>
-      <w:bookmarkStart w:id="45" w:name="_Toc19842"/>
+      <w:bookmarkStart w:id="45" w:name="_Toc3872"/>
       <w:r>
         <w:rPr>
           <w:rFonts w:hint="eastAsia"/>
@@ -39622,7 +38752,7 @@
           <w:lang w:val="en-US" w:eastAsia="zh-CN"/>
         </w:rPr>
       </w:pPr>
-      <w:bookmarkStart w:id="46" w:name="_Toc24258"/>
+      <w:bookmarkStart w:id="46" w:name="_Toc13789"/>
       <w:r>
         <w:rPr>
           <w:rFonts w:hint="eastAsia"/>
@@ -39774,7 +38904,7 @@
           <w:lang w:val="en-US" w:eastAsia="zh-CN"/>
         </w:rPr>
       </w:pPr>
-      <w:bookmarkStart w:id="47" w:name="_Toc27638"/>
+      <w:bookmarkStart w:id="47" w:name="_Toc18601"/>
       <w:r>
         <w:rPr>
           <w:rFonts w:hint="eastAsia"/>
@@ -39926,7 +39056,7 @@
           <w:lang w:val="en-US" w:eastAsia="zh-CN"/>
         </w:rPr>
       </w:pPr>
-      <w:bookmarkStart w:id="48" w:name="_Toc12147"/>
+      <w:bookmarkStart w:id="48" w:name="_Toc20907"/>
       <w:r>
         <w:rPr>
           <w:rFonts w:hint="eastAsia"/>
@@ -40178,7 +39308,7 @@
           <w:lang w:val="en-US" w:eastAsia="zh-CN"/>
         </w:rPr>
       </w:pPr>
-      <w:bookmarkStart w:id="49" w:name="_Toc23011"/>
+      <w:bookmarkStart w:id="49" w:name="_Toc12063"/>
       <w:r>
         <w:rPr>
           <w:rFonts w:hint="eastAsia"/>
@@ -40430,7 +39560,7 @@
           <w:lang w:val="en-US" w:eastAsia="zh-CN"/>
         </w:rPr>
       </w:pPr>
-      <w:bookmarkStart w:id="50" w:name="_Toc6473"/>
+      <w:bookmarkStart w:id="50" w:name="_Toc14151"/>
       <w:r>
         <w:rPr>
           <w:rFonts w:hint="eastAsia"/>
@@ -40582,7 +39712,7 @@
           <w:lang w:val="en-US" w:eastAsia="zh-CN"/>
         </w:rPr>
       </w:pPr>
-      <w:bookmarkStart w:id="51" w:name="_Toc1700"/>
+      <w:bookmarkStart w:id="51" w:name="_Toc24440"/>
       <w:r>
         <w:rPr>
           <w:rFonts w:hint="eastAsia"/>
@@ -40834,7 +39964,7 @@
           <w:lang w:val="en-US" w:eastAsia="zh-CN"/>
         </w:rPr>
       </w:pPr>
-      <w:bookmarkStart w:id="52" w:name="_Toc17627"/>
+      <w:bookmarkStart w:id="52" w:name="_Toc32349"/>
       <w:r>
         <w:rPr>
           <w:rFonts w:hint="eastAsia"/>
@@ -40926,7 +40056,7 @@
           <w:lang w:val="en-US" w:eastAsia="zh-CN"/>
         </w:rPr>
       </w:pPr>
-      <w:bookmarkStart w:id="53" w:name="_Toc7312"/>
+      <w:bookmarkStart w:id="53" w:name="_Toc3826"/>
       <w:r>
         <w:rPr>
           <w:rFonts w:hint="eastAsia"/>
@@ -40988,7 +40118,7 @@
           <w:lang w:val="en-US" w:eastAsia="zh-CN"/>
         </w:rPr>
       </w:pPr>
-      <w:bookmarkStart w:id="54" w:name="_Toc11988"/>
+      <w:bookmarkStart w:id="54" w:name="_Toc14934"/>
       <w:r>
         <w:rPr>
           <w:rFonts w:hint="eastAsia"/>
@@ -41050,7 +40180,7 @@
           <w:lang w:val="en-US" w:eastAsia="zh-CN"/>
         </w:rPr>
       </w:pPr>
-      <w:bookmarkStart w:id="55" w:name="_Toc31372"/>
+      <w:bookmarkStart w:id="55" w:name="_Toc29171"/>
       <w:r>
         <w:rPr>
           <w:rFonts w:hint="eastAsia"/>
@@ -41112,7 +40242,7 @@
           <w:lang w:val="en-US" w:eastAsia="zh-CN"/>
         </w:rPr>
       </w:pPr>
-      <w:bookmarkStart w:id="56" w:name="_Toc25543"/>
+      <w:bookmarkStart w:id="56" w:name="_Toc27186"/>
       <w:r>
         <w:rPr>
           <w:rFonts w:hint="eastAsia"/>
@@ -41234,7 +40364,7 @@
           <w:lang w:val="en-US" w:eastAsia="zh-CN"/>
         </w:rPr>
       </w:pPr>
-      <w:bookmarkStart w:id="57" w:name="_Toc1822"/>
+      <w:bookmarkStart w:id="57" w:name="_Toc32479"/>
       <w:r>
         <w:rPr>
           <w:rFonts w:hint="eastAsia"/>
@@ -41506,7 +40636,7 @@
           <w:lang w:val="en-US" w:eastAsia="zh-CN"/>
         </w:rPr>
       </w:pPr>
-      <w:bookmarkStart w:id="58" w:name="_Toc29559"/>
+      <w:bookmarkStart w:id="58" w:name="_Toc30855"/>
       <w:r>
         <w:rPr>
           <w:rFonts w:hint="eastAsia"/>
@@ -41628,7 +40758,7 @@
           <w:lang w:val="en-US" w:eastAsia="zh-CN"/>
         </w:rPr>
       </w:pPr>
-      <w:bookmarkStart w:id="59" w:name="_Toc4354"/>
+      <w:bookmarkStart w:id="59" w:name="_Toc21553"/>
       <w:r>
         <w:rPr>
           <w:rFonts w:hint="eastAsia"/>
@@ -41690,7 +40820,7 @@
           <w:lang w:val="en-US" w:eastAsia="zh-CN"/>
         </w:rPr>
       </w:pPr>
-      <w:bookmarkStart w:id="60" w:name="_Toc8076"/>
+      <w:bookmarkStart w:id="60" w:name="_Toc2919"/>
       <w:r>
         <w:rPr>
           <w:rFonts w:hint="eastAsia"/>
@@ -41752,7 +40882,7 @@
           <w:lang w:val="en-US" w:eastAsia="zh-CN"/>
         </w:rPr>
       </w:pPr>
-      <w:bookmarkStart w:id="61" w:name="_Toc20892"/>
+      <w:bookmarkStart w:id="61" w:name="_Toc12202"/>
       <w:r>
         <w:rPr>
           <w:rFonts w:hint="eastAsia"/>
@@ -41814,7 +40944,7 @@
           <w:lang w:val="en-US" w:eastAsia="zh-CN"/>
         </w:rPr>
       </w:pPr>
-      <w:bookmarkStart w:id="62" w:name="_Toc10449"/>
+      <w:bookmarkStart w:id="62" w:name="_Toc9310"/>
       <w:r>
         <w:rPr>
           <w:rFonts w:hint="eastAsia"/>
@@ -41876,7 +41006,7 @@
           <w:lang w:val="en-US" w:eastAsia="zh-CN"/>
         </w:rPr>
       </w:pPr>
-      <w:bookmarkStart w:id="63" w:name="_Toc1974"/>
+      <w:bookmarkStart w:id="63" w:name="_Toc9272"/>
       <w:r>
         <w:rPr>
           <w:rFonts w:hint="eastAsia"/>
